--- a/docs/FIO Single-Rig to Multi-Rig Upgrade Guide.docx
+++ b/docs/FIO Single-Rig to Multi-Rig Upgrade Guide.docx
@@ -5,18 +5,29 @@
     <w:p>
       <w:pPr>
         <w:pStyle w:val="Title"/>
-        <w:jc w:val="center"/>
       </w:pPr>
       <w:r>
         <w:t>FIO Single-Rig to Multi-Rig Upgrade Guide</w:t>
       </w:r>
     </w:p>
     <w:p>
+      <w:r>
+        <w:t>Purpose: upgrade an existing production single-rig FIO install to the current multi-rig WIP on Linux while preserving a restorable backup of the production configuration.</w:t>
+      </w:r>
+    </w:p>
+    <w:p>
       <w:pPr>
-        <w:spacing w:after="120"/>
+        <w:spacing w:before="60" w:after="120"/>
+        <w:ind w:left="230" w:right="115"/>
+        <w:shd w:fill="FFF2CC"/>
       </w:pPr>
       <w:r>
-        <w:t>Purpose: upgrade an existing production single-rig FIO install to the current multi-rig WIP on Linux while preserving a restorable backup of the production configuration.</w:t>
+        <w:rPr>
+          <w:rFonts w:ascii="Aptos" w:hAnsi="Aptos"/>
+          <w:b/>
+          <w:sz w:val="18"/>
+        </w:rPr>
+        <w:t>Assigned upgrade test only: general testing-community participants should use the isolated fresh-install guide. This procedure intentionally opens and migrates production-profile data and must not be used as the default installation path.</w:t>
       </w:r>
     </w:p>
     <w:p>
@@ -31,34 +42,39 @@
       <w:tblPr>
         <w:tblStyle w:val="TableGrid"/>
         <w:tblW w:type="auto" w:w="0"/>
-        <w:jc w:val="center"/>
+        <w:tblLayout w:type="autofit"/>
         <w:tblLook w:firstColumn="1" w:firstRow="1" w:lastColumn="0" w:lastRow="0" w:noHBand="0" w:noVBand="1" w:val="04A0"/>
       </w:tblPr>
       <w:tblGrid>
-        <w:gridCol w:w="5256"/>
-        <w:gridCol w:w="5256"/>
+        <w:gridCol w:w="5141"/>
+        <w:gridCol w:w="5141"/>
       </w:tblGrid>
       <w:tr>
+        <w:trPr>
+          <w:cantSplit/>
+          <w:tblHeader w:val="true"/>
+        </w:trPr>
         <w:tc>
           <w:tcPr>
-            <w:tcW w:type="dxa" w:w="5256"/>
-            <w:vAlign w:val="top"/>
-            <w:shd w:fill="E8EEF6"/>
-            <w:tcBorders>
-              <w:top w:val="single" w:sz="4" w:space="0" w:color="D7DEE8"/>
-              <w:left w:val="single" w:sz="4" w:space="0" w:color="D7DEE8"/>
-              <w:bottom w:val="single" w:sz="4" w:space="0" w:color="D7DEE8"/>
-              <w:right w:val="single" w:sz="4" w:space="0" w:color="D7DEE8"/>
-            </w:tcBorders>
+            <w:tcW w:type="dxa" w:w="5141"/>
+            <w:tcMar>
+              <w:top w:w="70" w:type="dxa"/>
+              <w:start w:w="90" w:type="dxa"/>
+              <w:bottom w:w="70" w:type="dxa"/>
+              <w:end w:w="90" w:type="dxa"/>
+            </w:tcMar>
+            <w:vAlign w:val="center"/>
+            <w:shd w:fill="E8EDF3"/>
           </w:tcPr>
           <w:p>
-            <w:r/>
+            <w:pPr>
+              <w:spacing w:after="0"/>
+            </w:pPr>
             <w:r>
               <w:rPr>
                 <w:rFonts w:ascii="Aptos" w:hAnsi="Aptos"/>
                 <w:b/>
-                <w:color w:val="111827"/>
-                <w:sz w:val="18"/>
+                <w:sz w:val="16"/>
               </w:rPr>
               <w:t>Item</w:t>
             </w:r>
@@ -66,24 +82,25 @@
         </w:tc>
         <w:tc>
           <w:tcPr>
-            <w:tcW w:type="dxa" w:w="5256"/>
-            <w:vAlign w:val="top"/>
-            <w:shd w:fill="E8EEF6"/>
-            <w:tcBorders>
-              <w:top w:val="single" w:sz="4" w:space="0" w:color="D7DEE8"/>
-              <w:left w:val="single" w:sz="4" w:space="0" w:color="D7DEE8"/>
-              <w:bottom w:val="single" w:sz="4" w:space="0" w:color="D7DEE8"/>
-              <w:right w:val="single" w:sz="4" w:space="0" w:color="D7DEE8"/>
-            </w:tcBorders>
+            <w:tcW w:type="dxa" w:w="5141"/>
+            <w:tcMar>
+              <w:top w:w="70" w:type="dxa"/>
+              <w:start w:w="90" w:type="dxa"/>
+              <w:bottom w:w="70" w:type="dxa"/>
+              <w:end w:w="90" w:type="dxa"/>
+            </w:tcMar>
+            <w:vAlign w:val="center"/>
+            <w:shd w:fill="E8EDF3"/>
           </w:tcPr>
           <w:p>
-            <w:r/>
+            <w:pPr>
+              <w:spacing w:after="0"/>
+            </w:pPr>
             <w:r>
               <w:rPr>
                 <w:rFonts w:ascii="Aptos" w:hAnsi="Aptos"/>
                 <w:b/>
-                <w:color w:val="111827"/>
-                <w:sz w:val="18"/>
+                <w:sz w:val="16"/>
               </w:rPr>
               <w:t>Value</w:t>
             </w:r>
@@ -91,25 +108,29 @@
         </w:tc>
       </w:tr>
       <w:tr>
+        <w:trPr>
+          <w:cantSplit/>
+        </w:trPr>
         <w:tc>
           <w:tcPr>
-            <w:tcW w:type="dxa" w:w="5256"/>
-            <w:vAlign w:val="top"/>
-            <w:tcBorders>
-              <w:top w:val="single" w:sz="4" w:space="0" w:color="D7DEE8"/>
-              <w:left w:val="single" w:sz="4" w:space="0" w:color="D7DEE8"/>
-              <w:bottom w:val="single" w:sz="4" w:space="0" w:color="D7DEE8"/>
-              <w:right w:val="single" w:sz="4" w:space="0" w:color="D7DEE8"/>
-            </w:tcBorders>
+            <w:tcW w:type="dxa" w:w="5141"/>
+            <w:tcMar>
+              <w:top w:w="70" w:type="dxa"/>
+              <w:start w:w="90" w:type="dxa"/>
+              <w:bottom w:w="70" w:type="dxa"/>
+              <w:end w:w="90" w:type="dxa"/>
+            </w:tcMar>
+            <w:vAlign w:val="center"/>
           </w:tcPr>
           <w:p>
-            <w:r/>
+            <w:pPr>
+              <w:spacing w:after="0"/>
+            </w:pPr>
             <w:r>
               <w:rPr>
                 <w:rFonts w:ascii="Aptos" w:hAnsi="Aptos"/>
                 <w:b w:val="0"/>
-                <w:color w:val="111827"/>
-                <w:sz w:val="18"/>
+                <w:sz w:val="16"/>
               </w:rPr>
               <w:t>WIP repository</w:t>
             </w:r>
@@ -117,23 +138,24 @@
         </w:tc>
         <w:tc>
           <w:tcPr>
-            <w:tcW w:type="dxa" w:w="5256"/>
-            <w:vAlign w:val="top"/>
-            <w:tcBorders>
-              <w:top w:val="single" w:sz="4" w:space="0" w:color="D7DEE8"/>
-              <w:left w:val="single" w:sz="4" w:space="0" w:color="D7DEE8"/>
-              <w:bottom w:val="single" w:sz="4" w:space="0" w:color="D7DEE8"/>
-              <w:right w:val="single" w:sz="4" w:space="0" w:color="D7DEE8"/>
-            </w:tcBorders>
+            <w:tcW w:type="dxa" w:w="5141"/>
+            <w:tcMar>
+              <w:top w:w="70" w:type="dxa"/>
+              <w:start w:w="90" w:type="dxa"/>
+              <w:bottom w:w="70" w:type="dxa"/>
+              <w:end w:w="90" w:type="dxa"/>
+            </w:tcMar>
+            <w:vAlign w:val="center"/>
           </w:tcPr>
           <w:p>
-            <w:r/>
+            <w:pPr>
+              <w:spacing w:after="0"/>
+            </w:pPr>
             <w:r>
               <w:rPr>
                 <w:rFonts w:ascii="Aptos" w:hAnsi="Aptos"/>
                 <w:b w:val="0"/>
-                <w:color w:val="111827"/>
-                <w:sz w:val="18"/>
+                <w:sz w:val="16"/>
               </w:rPr>
               <w:t>https://github.com/N1MAG/FreqInOut-internal-testing.git</w:t>
             </w:r>
@@ -141,25 +163,29 @@
         </w:tc>
       </w:tr>
       <w:tr>
+        <w:trPr>
+          <w:cantSplit/>
+        </w:trPr>
         <w:tc>
           <w:tcPr>
-            <w:tcW w:type="dxa" w:w="5256"/>
-            <w:vAlign w:val="top"/>
-            <w:tcBorders>
-              <w:top w:val="single" w:sz="4" w:space="0" w:color="D7DEE8"/>
-              <w:left w:val="single" w:sz="4" w:space="0" w:color="D7DEE8"/>
-              <w:bottom w:val="single" w:sz="4" w:space="0" w:color="D7DEE8"/>
-              <w:right w:val="single" w:sz="4" w:space="0" w:color="D7DEE8"/>
-            </w:tcBorders>
+            <w:tcW w:type="dxa" w:w="5141"/>
+            <w:tcMar>
+              <w:top w:w="70" w:type="dxa"/>
+              <w:start w:w="90" w:type="dxa"/>
+              <w:bottom w:w="70" w:type="dxa"/>
+              <w:end w:w="90" w:type="dxa"/>
+            </w:tcMar>
+            <w:vAlign w:val="center"/>
           </w:tcPr>
           <w:p>
-            <w:r/>
+            <w:pPr>
+              <w:spacing w:after="0"/>
+            </w:pPr>
             <w:r>
               <w:rPr>
                 <w:rFonts w:ascii="Aptos" w:hAnsi="Aptos"/>
                 <w:b w:val="0"/>
-                <w:color w:val="111827"/>
-                <w:sz w:val="18"/>
+                <w:sz w:val="16"/>
               </w:rPr>
               <w:t>WIP branch</w:t>
             </w:r>
@@ -167,23 +193,24 @@
         </w:tc>
         <w:tc>
           <w:tcPr>
-            <w:tcW w:type="dxa" w:w="5256"/>
-            <w:vAlign w:val="top"/>
-            <w:tcBorders>
-              <w:top w:val="single" w:sz="4" w:space="0" w:color="D7DEE8"/>
-              <w:left w:val="single" w:sz="4" w:space="0" w:color="D7DEE8"/>
-              <w:bottom w:val="single" w:sz="4" w:space="0" w:color="D7DEE8"/>
-              <w:right w:val="single" w:sz="4" w:space="0" w:color="D7DEE8"/>
-            </w:tcBorders>
+            <w:tcW w:type="dxa" w:w="5141"/>
+            <w:tcMar>
+              <w:top w:w="70" w:type="dxa"/>
+              <w:start w:w="90" w:type="dxa"/>
+              <w:bottom w:w="70" w:type="dxa"/>
+              <w:end w:w="90" w:type="dxa"/>
+            </w:tcMar>
+            <w:vAlign w:val="center"/>
           </w:tcPr>
           <w:p>
-            <w:r/>
+            <w:pPr>
+              <w:spacing w:after="0"/>
+            </w:pPr>
             <w:r>
               <w:rPr>
                 <w:rFonts w:ascii="Aptos" w:hAnsi="Aptos"/>
                 <w:b w:val="0"/>
-                <w:color w:val="111827"/>
-                <w:sz w:val="18"/>
+                <w:sz w:val="16"/>
               </w:rPr>
               <w:t>wip/private-testing-multi-rig-1.2.3-not-ready</w:t>
             </w:r>
@@ -191,25 +218,29 @@
         </w:tc>
       </w:tr>
       <w:tr>
+        <w:trPr>
+          <w:cantSplit/>
+        </w:trPr>
         <w:tc>
           <w:tcPr>
-            <w:tcW w:type="dxa" w:w="5256"/>
-            <w:vAlign w:val="top"/>
-            <w:tcBorders>
-              <w:top w:val="single" w:sz="4" w:space="0" w:color="D7DEE8"/>
-              <w:left w:val="single" w:sz="4" w:space="0" w:color="D7DEE8"/>
-              <w:bottom w:val="single" w:sz="4" w:space="0" w:color="D7DEE8"/>
-              <w:right w:val="single" w:sz="4" w:space="0" w:color="D7DEE8"/>
-            </w:tcBorders>
+            <w:tcW w:type="dxa" w:w="5141"/>
+            <w:tcMar>
+              <w:top w:w="70" w:type="dxa"/>
+              <w:start w:w="90" w:type="dxa"/>
+              <w:bottom w:w="70" w:type="dxa"/>
+              <w:end w:w="90" w:type="dxa"/>
+            </w:tcMar>
+            <w:vAlign w:val="center"/>
           </w:tcPr>
           <w:p>
-            <w:r/>
+            <w:pPr>
+              <w:spacing w:after="0"/>
+            </w:pPr>
             <w:r>
               <w:rPr>
                 <w:rFonts w:ascii="Aptos" w:hAnsi="Aptos"/>
                 <w:b w:val="0"/>
-                <w:color w:val="111827"/>
-                <w:sz w:val="18"/>
+                <w:sz w:val="16"/>
               </w:rPr>
               <w:t>Normal production config root</w:t>
             </w:r>
@@ -217,23 +248,24 @@
         </w:tc>
         <w:tc>
           <w:tcPr>
-            <w:tcW w:type="dxa" w:w="5256"/>
-            <w:vAlign w:val="top"/>
-            <w:tcBorders>
-              <w:top w:val="single" w:sz="4" w:space="0" w:color="D7DEE8"/>
-              <w:left w:val="single" w:sz="4" w:space="0" w:color="D7DEE8"/>
-              <w:bottom w:val="single" w:sz="4" w:space="0" w:color="D7DEE8"/>
-              <w:right w:val="single" w:sz="4" w:space="0" w:color="D7DEE8"/>
-            </w:tcBorders>
+            <w:tcW w:type="dxa" w:w="5141"/>
+            <w:tcMar>
+              <w:top w:w="70" w:type="dxa"/>
+              <w:start w:w="90" w:type="dxa"/>
+              <w:bottom w:w="70" w:type="dxa"/>
+              <w:end w:w="90" w:type="dxa"/>
+            </w:tcMar>
+            <w:vAlign w:val="center"/>
           </w:tcPr>
           <w:p>
-            <w:r/>
+            <w:pPr>
+              <w:spacing w:after="0"/>
+            </w:pPr>
             <w:r>
               <w:rPr>
                 <w:rFonts w:ascii="Aptos" w:hAnsi="Aptos"/>
                 <w:b w:val="0"/>
-                <w:color w:val="111827"/>
-                <w:sz w:val="18"/>
+                <w:sz w:val="16"/>
               </w:rPr>
               <w:t>$HOME/.freqinout</w:t>
             </w:r>
@@ -241,25 +273,29 @@
         </w:tc>
       </w:tr>
       <w:tr>
+        <w:trPr>
+          <w:cantSplit/>
+        </w:trPr>
         <w:tc>
           <w:tcPr>
-            <w:tcW w:type="dxa" w:w="5256"/>
-            <w:vAlign w:val="top"/>
-            <w:tcBorders>
-              <w:top w:val="single" w:sz="4" w:space="0" w:color="D7DEE8"/>
-              <w:left w:val="single" w:sz="4" w:space="0" w:color="D7DEE8"/>
-              <w:bottom w:val="single" w:sz="4" w:space="0" w:color="D7DEE8"/>
-              <w:right w:val="single" w:sz="4" w:space="0" w:color="D7DEE8"/>
-            </w:tcBorders>
+            <w:tcW w:type="dxa" w:w="5141"/>
+            <w:tcMar>
+              <w:top w:w="70" w:type="dxa"/>
+              <w:start w:w="90" w:type="dxa"/>
+              <w:bottom w:w="70" w:type="dxa"/>
+              <w:end w:w="90" w:type="dxa"/>
+            </w:tcMar>
+            <w:vAlign w:val="center"/>
           </w:tcPr>
           <w:p>
-            <w:r/>
+            <w:pPr>
+              <w:spacing w:after="0"/>
+            </w:pPr>
             <w:r>
               <w:rPr>
                 <w:rFonts w:ascii="Aptos" w:hAnsi="Aptos"/>
                 <w:b w:val="0"/>
-                <w:color w:val="111827"/>
-                <w:sz w:val="18"/>
+                <w:sz w:val="16"/>
               </w:rPr>
               <w:t>Settings database</w:t>
             </w:r>
@@ -267,23 +303,24 @@
         </w:tc>
         <w:tc>
           <w:tcPr>
-            <w:tcW w:type="dxa" w:w="5256"/>
-            <w:vAlign w:val="top"/>
-            <w:tcBorders>
-              <w:top w:val="single" w:sz="4" w:space="0" w:color="D7DEE8"/>
-              <w:left w:val="single" w:sz="4" w:space="0" w:color="D7DEE8"/>
-              <w:bottom w:val="single" w:sz="4" w:space="0" w:color="D7DEE8"/>
-              <w:right w:val="single" w:sz="4" w:space="0" w:color="D7DEE8"/>
-            </w:tcBorders>
+            <w:tcW w:type="dxa" w:w="5141"/>
+            <w:tcMar>
+              <w:top w:w="70" w:type="dxa"/>
+              <w:start w:w="90" w:type="dxa"/>
+              <w:bottom w:w="70" w:type="dxa"/>
+              <w:end w:w="90" w:type="dxa"/>
+            </w:tcMar>
+            <w:vAlign w:val="center"/>
           </w:tcPr>
           <w:p>
-            <w:r/>
+            <w:pPr>
+              <w:spacing w:after="0"/>
+            </w:pPr>
             <w:r>
               <w:rPr>
                 <w:rFonts w:ascii="Aptos" w:hAnsi="Aptos"/>
                 <w:b w:val="0"/>
-                <w:color w:val="111827"/>
-                <w:sz w:val="18"/>
+                <w:sz w:val="16"/>
               </w:rPr>
               <w:t>$HOME/.freqinout/config/freqinout.db</w:t>
             </w:r>
@@ -291,25 +328,29 @@
         </w:tc>
       </w:tr>
       <w:tr>
+        <w:trPr>
+          <w:cantSplit/>
+        </w:trPr>
         <w:tc>
           <w:tcPr>
-            <w:tcW w:type="dxa" w:w="5256"/>
-            <w:vAlign w:val="top"/>
-            <w:tcBorders>
-              <w:top w:val="single" w:sz="4" w:space="0" w:color="D7DEE8"/>
-              <w:left w:val="single" w:sz="4" w:space="0" w:color="D7DEE8"/>
-              <w:bottom w:val="single" w:sz="4" w:space="0" w:color="D7DEE8"/>
-              <w:right w:val="single" w:sz="4" w:space="0" w:color="D7DEE8"/>
-            </w:tcBorders>
+            <w:tcW w:type="dxa" w:w="5141"/>
+            <w:tcMar>
+              <w:top w:w="70" w:type="dxa"/>
+              <w:start w:w="90" w:type="dxa"/>
+              <w:bottom w:w="70" w:type="dxa"/>
+              <w:end w:w="90" w:type="dxa"/>
+            </w:tcMar>
+            <w:vAlign w:val="center"/>
           </w:tcPr>
           <w:p>
-            <w:r/>
+            <w:pPr>
+              <w:spacing w:after="0"/>
+            </w:pPr>
             <w:r>
               <w:rPr>
                 <w:rFonts w:ascii="Aptos" w:hAnsi="Aptos"/>
                 <w:b w:val="0"/>
-                <w:color w:val="111827"/>
-                <w:sz w:val="18"/>
+                <w:sz w:val="16"/>
               </w:rPr>
               <w:t>Nets/runtime database</w:t>
             </w:r>
@@ -317,23 +358,24 @@
         </w:tc>
         <w:tc>
           <w:tcPr>
-            <w:tcW w:type="dxa" w:w="5256"/>
-            <w:vAlign w:val="top"/>
-            <w:tcBorders>
-              <w:top w:val="single" w:sz="4" w:space="0" w:color="D7DEE8"/>
-              <w:left w:val="single" w:sz="4" w:space="0" w:color="D7DEE8"/>
-              <w:bottom w:val="single" w:sz="4" w:space="0" w:color="D7DEE8"/>
-              <w:right w:val="single" w:sz="4" w:space="0" w:color="D7DEE8"/>
-            </w:tcBorders>
+            <w:tcW w:type="dxa" w:w="5141"/>
+            <w:tcMar>
+              <w:top w:w="70" w:type="dxa"/>
+              <w:start w:w="90" w:type="dxa"/>
+              <w:bottom w:w="70" w:type="dxa"/>
+              <w:end w:w="90" w:type="dxa"/>
+            </w:tcMar>
+            <w:vAlign w:val="center"/>
           </w:tcPr>
           <w:p>
-            <w:r/>
+            <w:pPr>
+              <w:spacing w:after="0"/>
+            </w:pPr>
             <w:r>
               <w:rPr>
                 <w:rFonts w:ascii="Aptos" w:hAnsi="Aptos"/>
                 <w:b w:val="0"/>
-                <w:color w:val="111827"/>
-                <w:sz w:val="18"/>
+                <w:sz w:val="16"/>
               </w:rPr>
               <w:t>$HOME/.freqinout/config/freqinout_nets.db</w:t>
             </w:r>
@@ -341,25 +383,29 @@
         </w:tc>
       </w:tr>
       <w:tr>
+        <w:trPr>
+          <w:cantSplit/>
+        </w:trPr>
         <w:tc>
           <w:tcPr>
-            <w:tcW w:type="dxa" w:w="5256"/>
-            <w:vAlign w:val="top"/>
-            <w:tcBorders>
-              <w:top w:val="single" w:sz="4" w:space="0" w:color="D7DEE8"/>
-              <w:left w:val="single" w:sz="4" w:space="0" w:color="D7DEE8"/>
-              <w:bottom w:val="single" w:sz="4" w:space="0" w:color="D7DEE8"/>
-              <w:right w:val="single" w:sz="4" w:space="0" w:color="D7DEE8"/>
-            </w:tcBorders>
+            <w:tcW w:type="dxa" w:w="5141"/>
+            <w:tcMar>
+              <w:top w:w="70" w:type="dxa"/>
+              <w:start w:w="90" w:type="dxa"/>
+              <w:bottom w:w="70" w:type="dxa"/>
+              <w:end w:w="90" w:type="dxa"/>
+            </w:tcMar>
+            <w:vAlign w:val="center"/>
           </w:tcPr>
           <w:p>
-            <w:r/>
+            <w:pPr>
+              <w:spacing w:after="0"/>
+            </w:pPr>
             <w:r>
               <w:rPr>
                 <w:rFonts w:ascii="Aptos" w:hAnsi="Aptos"/>
                 <w:b w:val="0"/>
-                <w:color w:val="111827"/>
-                <w:sz w:val="18"/>
+                <w:sz w:val="16"/>
               </w:rPr>
               <w:t>Installer backup root</w:t>
             </w:r>
@@ -367,23 +413,24 @@
         </w:tc>
         <w:tc>
           <w:tcPr>
-            <w:tcW w:type="dxa" w:w="5256"/>
-            <w:vAlign w:val="top"/>
-            <w:tcBorders>
-              <w:top w:val="single" w:sz="4" w:space="0" w:color="D7DEE8"/>
-              <w:left w:val="single" w:sz="4" w:space="0" w:color="D7DEE8"/>
-              <w:bottom w:val="single" w:sz="4" w:space="0" w:color="D7DEE8"/>
-              <w:right w:val="single" w:sz="4" w:space="0" w:color="D7DEE8"/>
-            </w:tcBorders>
+            <w:tcW w:type="dxa" w:w="5141"/>
+            <w:tcMar>
+              <w:top w:w="70" w:type="dxa"/>
+              <w:start w:w="90" w:type="dxa"/>
+              <w:bottom w:w="70" w:type="dxa"/>
+              <w:end w:w="90" w:type="dxa"/>
+            </w:tcMar>
+            <w:vAlign w:val="center"/>
           </w:tcPr>
           <w:p>
-            <w:r/>
+            <w:pPr>
+              <w:spacing w:after="0"/>
+            </w:pPr>
             <w:r>
               <w:rPr>
                 <w:rFonts w:ascii="Aptos" w:hAnsi="Aptos"/>
                 <w:b w:val="0"/>
-                <w:color w:val="111827"/>
-                <w:sz w:val="18"/>
+                <w:sz w:val="16"/>
               </w:rPr>
               <w:t>$HOME/.local/state/freqinout/backups</w:t>
             </w:r>
@@ -391,25 +438,29 @@
         </w:tc>
       </w:tr>
       <w:tr>
+        <w:trPr>
+          <w:cantSplit/>
+        </w:trPr>
         <w:tc>
           <w:tcPr>
-            <w:tcW w:type="dxa" w:w="5256"/>
-            <w:vAlign w:val="top"/>
-            <w:tcBorders>
-              <w:top w:val="single" w:sz="4" w:space="0" w:color="D7DEE8"/>
-              <w:left w:val="single" w:sz="4" w:space="0" w:color="D7DEE8"/>
-              <w:bottom w:val="single" w:sz="4" w:space="0" w:color="D7DEE8"/>
-              <w:right w:val="single" w:sz="4" w:space="0" w:color="D7DEE8"/>
-            </w:tcBorders>
+            <w:tcW w:type="dxa" w:w="5141"/>
+            <w:tcMar>
+              <w:top w:w="70" w:type="dxa"/>
+              <w:start w:w="90" w:type="dxa"/>
+              <w:bottom w:w="70" w:type="dxa"/>
+              <w:end w:w="90" w:type="dxa"/>
+            </w:tcMar>
+            <w:vAlign w:val="center"/>
           </w:tcPr>
           <w:p>
-            <w:r/>
+            <w:pPr>
+              <w:spacing w:after="0"/>
+            </w:pPr>
             <w:r>
               <w:rPr>
                 <w:rFonts w:ascii="Aptos" w:hAnsi="Aptos"/>
                 <w:b w:val="0"/>
-                <w:color w:val="111827"/>
-                <w:sz w:val="18"/>
+                <w:sz w:val="16"/>
               </w:rPr>
               <w:t>In-app migration backup root</w:t>
             </w:r>
@@ -417,23 +468,24 @@
         </w:tc>
         <w:tc>
           <w:tcPr>
-            <w:tcW w:type="dxa" w:w="5256"/>
-            <w:vAlign w:val="top"/>
-            <w:tcBorders>
-              <w:top w:val="single" w:sz="4" w:space="0" w:color="D7DEE8"/>
-              <w:left w:val="single" w:sz="4" w:space="0" w:color="D7DEE8"/>
-              <w:bottom w:val="single" w:sz="4" w:space="0" w:color="D7DEE8"/>
-              <w:right w:val="single" w:sz="4" w:space="0" w:color="D7DEE8"/>
-            </w:tcBorders>
+            <w:tcW w:type="dxa" w:w="5141"/>
+            <w:tcMar>
+              <w:top w:w="70" w:type="dxa"/>
+              <w:start w:w="90" w:type="dxa"/>
+              <w:bottom w:w="70" w:type="dxa"/>
+              <w:end w:w="90" w:type="dxa"/>
+            </w:tcMar>
+            <w:vAlign w:val="center"/>
           </w:tcPr>
           <w:p>
-            <w:r/>
+            <w:pPr>
+              <w:spacing w:after="0"/>
+            </w:pPr>
             <w:r>
               <w:rPr>
                 <w:rFonts w:ascii="Aptos" w:hAnsi="Aptos"/>
                 <w:b w:val="0"/>
-                <w:color w:val="111827"/>
-                <w:sz w:val="18"/>
+                <w:sz w:val="16"/>
               </w:rPr>
               <w:t>$HOME/.freqinout/backups</w:t>
             </w:r>
@@ -441,7 +493,11 @@
         </w:tc>
       </w:tr>
     </w:tbl>
-    <w:p/>
+    <w:p>
+      <w:pPr>
+        <w:spacing w:after="20"/>
+      </w:pPr>
+    </w:p>
     <w:p>
       <w:pPr>
         <w:pStyle w:val="Heading1"/>
@@ -451,39 +507,31 @@
       </w:r>
     </w:p>
     <w:p>
-      <w:pPr>
-        <w:spacing w:after="120"/>
-      </w:pPr>
       <w:r>
         <w:t>Close FIO before starting the upgrade. Also close any companion app you do not want reading or writing configuration during the upgrade window, including FLRig, FLDigi, JS8Call, JS8Spotter, FLAMP, FLMsg, CommStat, and VarAC.</w:t>
       </w:r>
     </w:p>
     <w:p>
-      <w:pPr>
-        <w:spacing w:after="120"/>
-      </w:pPr>
       <w:r>
         <w:t>Check for a running FIO process:</w:t>
       </w:r>
     </w:p>
     <w:p>
       <w:pPr>
-        <w:spacing w:after="160"/>
+        <w:keepLines/>
+        <w:spacing w:before="40" w:after="120"/>
+        <w:shd w:fill="F2F4F7"/>
       </w:pPr>
       <w:r>
         <w:rPr>
-          <w:rFonts w:ascii="Aptos Mono" w:hAnsi="Aptos Mono"/>
-          <w:b w:val="0"/>
-          <w:color w:val="111827"/>
-          <w:sz w:val="17"/>
+          <w:rFonts w:ascii="Consolas" w:hAnsi="Consolas"/>
+          <w:color w:val="191C20"/>
+          <w:sz w:val="15"/>
         </w:rPr>
         <w:t>pgrep -af 'freqinout.main|[f]reqinout' || true</w:t>
       </w:r>
     </w:p>
     <w:p>
-      <w:pPr>
-        <w:spacing w:after="120"/>
-      </w:pPr>
       <w:r>
         <w:t>If FIO appears in the output, close it normally from the app first.</w:t>
       </w:r>
@@ -497,23 +545,21 @@
       </w:r>
     </w:p>
     <w:p>
-      <w:pPr>
-        <w:spacing w:after="120"/>
-      </w:pPr>
       <w:r>
         <w:t>Confirm the existing production app folder. Common examples:</w:t>
       </w:r>
     </w:p>
     <w:p>
       <w:pPr>
-        <w:spacing w:after="160"/>
+        <w:keepLines/>
+        <w:spacing w:before="40" w:after="120"/>
+        <w:shd w:fill="F2F4F7"/>
       </w:pPr>
       <w:r>
         <w:rPr>
-          <w:rFonts w:ascii="Aptos Mono" w:hAnsi="Aptos Mono"/>
-          <w:b w:val="0"/>
-          <w:color w:val="111827"/>
-          <w:sz w:val="17"/>
+          <w:rFonts w:ascii="Consolas" w:hAnsi="Consolas"/>
+          <w:color w:val="191C20"/>
+          <w:sz w:val="15"/>
         </w:rPr>
         <w:t>ls -la "$HOME/FreqInOut"</w:t>
         <w:br/>
@@ -521,55 +567,53 @@
       </w:r>
     </w:p>
     <w:p>
-      <w:pPr>
-        <w:spacing w:after="120"/>
-      </w:pPr>
       <w:r>
         <w:t>Confirm the production config database:</w:t>
       </w:r>
     </w:p>
     <w:p>
       <w:pPr>
-        <w:spacing w:after="160"/>
+        <w:keepLines/>
+        <w:spacing w:before="40" w:after="120"/>
+        <w:shd w:fill="F2F4F7"/>
       </w:pPr>
       <w:r>
         <w:rPr>
-          <w:rFonts w:ascii="Aptos Mono" w:hAnsi="Aptos Mono"/>
-          <w:b w:val="0"/>
-          <w:color w:val="111827"/>
-          <w:sz w:val="17"/>
+          <w:rFonts w:ascii="Consolas" w:hAnsi="Consolas"/>
+          <w:color w:val="191C20"/>
+          <w:sz w:val="15"/>
         </w:rPr>
         <w:t>ls -la "$HOME/.freqinout/config"</w:t>
       </w:r>
     </w:p>
     <w:p>
-      <w:pPr>
-        <w:spacing w:after="120"/>
-      </w:pPr>
       <w:r>
         <w:t>Expected before upgrade:</w:t>
       </w:r>
     </w:p>
     <w:p>
       <w:pPr>
-        <w:spacing w:after="160"/>
+        <w:keepLines/>
+        <w:spacing w:before="40" w:after="120"/>
+        <w:shd w:fill="F2F4F7"/>
       </w:pPr>
       <w:r>
         <w:rPr>
-          <w:rFonts w:ascii="Aptos Mono" w:hAnsi="Aptos Mono"/>
-          <w:b w:val="0"/>
-          <w:color w:val="111827"/>
-          <w:sz w:val="17"/>
+          <w:rFonts w:ascii="Consolas" w:hAnsi="Consolas"/>
+          <w:color w:val="191C20"/>
+          <w:sz w:val="15"/>
         </w:rPr>
         <w:t>freqinout.db</w:t>
       </w:r>
     </w:p>
     <w:p>
-      <w:pPr>
-        <w:spacing w:after="120"/>
-      </w:pPr>
       <w:r>
         <w:t>If the production install uses a custom FREQINOUT_CONFIG_DIR, write that path down before proceeding and use it consistently for launch/testing.</w:t>
+      </w:r>
+    </w:p>
+    <w:p>
+      <w:r>
+        <w:t>For a custom production root, add --config-root "/the/recorded/root" to every installer command below. Omitting it would target the platform default profile instead.</w:t>
       </w:r>
     </w:p>
     <w:p>
@@ -581,23 +625,21 @@
       </w:r>
     </w:p>
     <w:p>
-      <w:pPr>
-        <w:spacing w:after="120"/>
-      </w:pPr>
       <w:r>
         <w:t>If your production install is already a git checkout:</w:t>
       </w:r>
     </w:p>
     <w:p>
       <w:pPr>
-        <w:spacing w:after="160"/>
+        <w:keepLines/>
+        <w:spacing w:before="40" w:after="120"/>
+        <w:shd w:fill="F2F4F7"/>
       </w:pPr>
       <w:r>
         <w:rPr>
-          <w:rFonts w:ascii="Aptos Mono" w:hAnsi="Aptos Mono"/>
-          <w:b w:val="0"/>
-          <w:color w:val="111827"/>
-          <w:sz w:val="17"/>
+          <w:rFonts w:ascii="Consolas" w:hAnsi="Consolas"/>
+          <w:color w:val="191C20"/>
+          <w:sz w:val="15"/>
         </w:rPr>
         <w:t>cd "$HOME/FreqInOut"</w:t>
         <w:br/>
@@ -608,17 +650,11 @@
       </w:r>
     </w:p>
     <w:p>
-      <w:pPr>
-        <w:spacing w:after="120"/>
-      </w:pPr>
       <w:r>
         <w:t>If the existing checkout points at the public repo, run the installer with the explicit WIP repo and branch in step 4. The installer will switch/update the checkout only after creating the pre-update backup.</w:t>
       </w:r>
     </w:p>
     <w:p>
-      <w:pPr>
-        <w:spacing w:after="120"/>
-      </w:pPr>
       <w:r>
         <w:t>If the production install is not a git checkout, the installer can move the old app folder aside and clone the WIP branch. It now creates the config backup before that replacement step.</w:t>
       </w:r>
@@ -632,23 +668,21 @@
       </w:r>
     </w:p>
     <w:p>
-      <w:pPr>
-        <w:spacing w:after="120"/>
-      </w:pPr>
       <w:r>
         <w:t>From a checkout that contains install_FreqInOut_linux.sh, run:</w:t>
       </w:r>
     </w:p>
     <w:p>
       <w:pPr>
-        <w:spacing w:after="160"/>
+        <w:keepLines/>
+        <w:spacing w:before="40" w:after="120"/>
+        <w:shd w:fill="F2F4F7"/>
       </w:pPr>
       <w:r>
         <w:rPr>
-          <w:rFonts w:ascii="Aptos Mono" w:hAnsi="Aptos Mono"/>
-          <w:b w:val="0"/>
-          <w:color w:val="111827"/>
-          <w:sz w:val="17"/>
+          <w:rFonts w:ascii="Consolas" w:hAnsi="Consolas"/>
+          <w:color w:val="191C20"/>
+          <w:sz w:val="15"/>
         </w:rPr>
         <w:t>bash install_FreqInOut_linux.sh \</w:t>
         <w:br/>
@@ -660,17 +694,11 @@
       </w:r>
     </w:p>
     <w:p>
-      <w:pPr>
-        <w:spacing w:after="120"/>
-      </w:pPr>
       <w:r>
         <w:t>Adjust --dir if the production app folder is not $HOME/FreqInOut.</w:t>
       </w:r>
     </w:p>
     <w:p>
-      <w:pPr>
-        <w:spacing w:after="120"/>
-      </w:pPr>
       <w:r>
         <w:t>During prompts:</w:t>
       </w:r>
@@ -678,7 +706,7 @@
     <w:p>
       <w:pPr>
         <w:pStyle w:val="ListBullet"/>
-        <w:spacing w:after="40"/>
+        <w:spacing w:after="30"/>
       </w:pPr>
       <w:r>
         <w:t>Answer that FIO is already installed.</w:t>
@@ -687,7 +715,7 @@
     <w:p>
       <w:pPr>
         <w:pStyle w:val="ListBullet"/>
-        <w:spacing w:after="40"/>
+        <w:spacing w:after="30"/>
       </w:pPr>
       <w:r>
         <w:t>Choose the existing production install folder.</w:t>
@@ -696,7 +724,7 @@
     <w:p>
       <w:pPr>
         <w:pStyle w:val="ListBullet"/>
-        <w:spacing w:after="40"/>
+        <w:spacing w:after="30"/>
       </w:pPr>
       <w:r>
         <w:t>Choose Both to update the app and refresh launcher/icon.</w:t>
@@ -705,7 +733,7 @@
     <w:p>
       <w:pPr>
         <w:pStyle w:val="ListBullet"/>
-        <w:spacing w:after="40"/>
+        <w:spacing w:after="30"/>
       </w:pPr>
       <w:r>
         <w:t>If asked about changing branch/repo, continue with the WIP branch.</w:t>
@@ -714,7 +742,7 @@
     <w:p>
       <w:pPr>
         <w:pStyle w:val="ListBullet"/>
-        <w:spacing w:after="40"/>
+        <w:spacing w:after="30"/>
       </w:pPr>
       <w:r>
         <w:t>If asked to replace a non-git folder, proceed only after confirming the backup message appears.</w:t>
@@ -729,67 +757,61 @@
       </w:r>
     </w:p>
     <w:p>
-      <w:pPr>
-        <w:spacing w:after="120"/>
-      </w:pPr>
       <w:r>
         <w:t>The installer should print a backup path like:</w:t>
       </w:r>
     </w:p>
     <w:p>
       <w:pPr>
-        <w:spacing w:after="160"/>
+        <w:keepLines/>
+        <w:spacing w:before="40" w:after="120"/>
+        <w:shd w:fill="F2F4F7"/>
       </w:pPr>
       <w:r>
         <w:rPr>
-          <w:rFonts w:ascii="Aptos Mono" w:hAnsi="Aptos Mono"/>
-          <w:b w:val="0"/>
-          <w:color w:val="111827"/>
-          <w:sz w:val="17"/>
+          <w:rFonts w:ascii="Consolas" w:hAnsi="Consolas"/>
+          <w:color w:val="191C20"/>
+          <w:sz w:val="15"/>
         </w:rPr>
         <w:t>Backup: $HOME/.local/state/freqinout/backups/freqinout-backup-YYYYMMDD-HHMMSS.tar.gz</w:t>
       </w:r>
     </w:p>
     <w:p>
-      <w:pPr>
-        <w:spacing w:after="120"/>
-      </w:pPr>
       <w:r>
         <w:t>Confirm the archive exists:</w:t>
       </w:r>
     </w:p>
     <w:p>
       <w:pPr>
-        <w:spacing w:after="160"/>
+        <w:keepLines/>
+        <w:spacing w:before="40" w:after="120"/>
+        <w:shd w:fill="F2F4F7"/>
       </w:pPr>
       <w:r>
         <w:rPr>
-          <w:rFonts w:ascii="Aptos Mono" w:hAnsi="Aptos Mono"/>
-          <w:b w:val="0"/>
-          <w:color w:val="111827"/>
-          <w:sz w:val="17"/>
+          <w:rFonts w:ascii="Consolas" w:hAnsi="Consolas"/>
+          <w:color w:val="191C20"/>
+          <w:sz w:val="15"/>
         </w:rPr>
         <w:t>ls -lh "$HOME/.local/state/freqinout/backups"/freqinout-backup-*.tar.gz</w:t>
       </w:r>
     </w:p>
     <w:p>
-      <w:pPr>
-        <w:spacing w:after="120"/>
-      </w:pPr>
       <w:r>
         <w:t>The installer backup covers the production Linux config roots, including:</w:t>
       </w:r>
     </w:p>
     <w:p>
       <w:pPr>
-        <w:spacing w:after="160"/>
+        <w:keepLines/>
+        <w:spacing w:before="40" w:after="120"/>
+        <w:shd w:fill="F2F4F7"/>
       </w:pPr>
       <w:r>
         <w:rPr>
-          <w:rFonts w:ascii="Aptos Mono" w:hAnsi="Aptos Mono"/>
-          <w:b w:val="0"/>
-          <w:color w:val="111827"/>
-          <w:sz w:val="17"/>
+          <w:rFonts w:ascii="Consolas" w:hAnsi="Consolas"/>
+          <w:color w:val="191C20"/>
+          <w:sz w:val="15"/>
         </w:rPr>
         <w:t>$HOME/.freqinout</w:t>
         <w:br/>
@@ -809,9 +831,6 @@
       </w:r>
     </w:p>
     <w:p>
-      <w:pPr>
-        <w:spacing w:after="120"/>
-      </w:pPr>
       <w:r>
         <w:t>The production upgrade must be treated as a full migration. Existing FIO data is handled in three ways:</w:t>
       </w:r>
@@ -820,34 +839,39 @@
       <w:tblPr>
         <w:tblStyle w:val="TableGrid"/>
         <w:tblW w:type="auto" w:w="0"/>
-        <w:jc w:val="center"/>
+        <w:tblLayout w:type="autofit"/>
         <w:tblLook w:firstColumn="1" w:firstRow="1" w:lastColumn="0" w:lastRow="0" w:noHBand="0" w:noVBand="1" w:val="04A0"/>
       </w:tblPr>
       <w:tblGrid>
-        <w:gridCol w:w="5256"/>
-        <w:gridCol w:w="5256"/>
+        <w:gridCol w:w="5141"/>
+        <w:gridCol w:w="5141"/>
       </w:tblGrid>
       <w:tr>
+        <w:trPr>
+          <w:cantSplit/>
+          <w:tblHeader w:val="true"/>
+        </w:trPr>
         <w:tc>
           <w:tcPr>
-            <w:tcW w:type="dxa" w:w="5256"/>
-            <w:vAlign w:val="top"/>
-            <w:shd w:fill="E8EEF6"/>
-            <w:tcBorders>
-              <w:top w:val="single" w:sz="4" w:space="0" w:color="D7DEE8"/>
-              <w:left w:val="single" w:sz="4" w:space="0" w:color="D7DEE8"/>
-              <w:bottom w:val="single" w:sz="4" w:space="0" w:color="D7DEE8"/>
-              <w:right w:val="single" w:sz="4" w:space="0" w:color="D7DEE8"/>
-            </w:tcBorders>
+            <w:tcW w:type="dxa" w:w="5141"/>
+            <w:tcMar>
+              <w:top w:w="70" w:type="dxa"/>
+              <w:start w:w="90" w:type="dxa"/>
+              <w:bottom w:w="70" w:type="dxa"/>
+              <w:end w:w="90" w:type="dxa"/>
+            </w:tcMar>
+            <w:vAlign w:val="center"/>
+            <w:shd w:fill="E8EDF3"/>
           </w:tcPr>
           <w:p>
-            <w:r/>
+            <w:pPr>
+              <w:spacing w:after="0"/>
+            </w:pPr>
             <w:r>
               <w:rPr>
                 <w:rFonts w:ascii="Aptos" w:hAnsi="Aptos"/>
                 <w:b/>
-                <w:color w:val="111827"/>
-                <w:sz w:val="18"/>
+                <w:sz w:val="16"/>
               </w:rPr>
               <w:t>Area</w:t>
             </w:r>
@@ -855,24 +879,25 @@
         </w:tc>
         <w:tc>
           <w:tcPr>
-            <w:tcW w:type="dxa" w:w="5256"/>
-            <w:vAlign w:val="top"/>
-            <w:shd w:fill="E8EEF6"/>
-            <w:tcBorders>
-              <w:top w:val="single" w:sz="4" w:space="0" w:color="D7DEE8"/>
-              <w:left w:val="single" w:sz="4" w:space="0" w:color="D7DEE8"/>
-              <w:bottom w:val="single" w:sz="4" w:space="0" w:color="D7DEE8"/>
-              <w:right w:val="single" w:sz="4" w:space="0" w:color="D7DEE8"/>
-            </w:tcBorders>
+            <w:tcW w:type="dxa" w:w="5141"/>
+            <w:tcMar>
+              <w:top w:w="70" w:type="dxa"/>
+              <w:start w:w="90" w:type="dxa"/>
+              <w:bottom w:w="70" w:type="dxa"/>
+              <w:end w:w="90" w:type="dxa"/>
+            </w:tcMar>
+            <w:vAlign w:val="center"/>
+            <w:shd w:fill="E8EDF3"/>
           </w:tcPr>
           <w:p>
-            <w:r/>
+            <w:pPr>
+              <w:spacing w:after="0"/>
+            </w:pPr>
             <w:r>
               <w:rPr>
                 <w:rFonts w:ascii="Aptos" w:hAnsi="Aptos"/>
                 <w:b/>
-                <w:color w:val="111827"/>
-                <w:sz w:val="18"/>
+                <w:sz w:val="16"/>
               </w:rPr>
               <w:t>How it is handled</w:t>
             </w:r>
@@ -880,25 +905,29 @@
         </w:tc>
       </w:tr>
       <w:tr>
+        <w:trPr>
+          <w:cantSplit/>
+        </w:trPr>
         <w:tc>
           <w:tcPr>
-            <w:tcW w:type="dxa" w:w="5256"/>
-            <w:vAlign w:val="top"/>
-            <w:tcBorders>
-              <w:top w:val="single" w:sz="4" w:space="0" w:color="D7DEE8"/>
-              <w:left w:val="single" w:sz="4" w:space="0" w:color="D7DEE8"/>
-              <w:bottom w:val="single" w:sz="4" w:space="0" w:color="D7DEE8"/>
-              <w:right w:val="single" w:sz="4" w:space="0" w:color="D7DEE8"/>
-            </w:tcBorders>
+            <w:tcW w:type="dxa" w:w="5141"/>
+            <w:tcMar>
+              <w:top w:w="70" w:type="dxa"/>
+              <w:start w:w="90" w:type="dxa"/>
+              <w:bottom w:w="70" w:type="dxa"/>
+              <w:end w:w="90" w:type="dxa"/>
+            </w:tcMar>
+            <w:vAlign w:val="center"/>
           </w:tcPr>
           <w:p>
-            <w:r/>
+            <w:pPr>
+              <w:spacing w:after="0"/>
+            </w:pPr>
             <w:r>
               <w:rPr>
                 <w:rFonts w:ascii="Aptos" w:hAnsi="Aptos"/>
                 <w:b w:val="0"/>
-                <w:color w:val="111827"/>
-                <w:sz w:val="18"/>
+                <w:sz w:val="16"/>
               </w:rPr>
               <w:t>Settings and configuration</w:t>
             </w:r>
@@ -906,23 +935,24 @@
         </w:tc>
         <w:tc>
           <w:tcPr>
-            <w:tcW w:type="dxa" w:w="5256"/>
-            <w:vAlign w:val="top"/>
-            <w:tcBorders>
-              <w:top w:val="single" w:sz="4" w:space="0" w:color="D7DEE8"/>
-              <w:left w:val="single" w:sz="4" w:space="0" w:color="D7DEE8"/>
-              <w:bottom w:val="single" w:sz="4" w:space="0" w:color="D7DEE8"/>
-              <w:right w:val="single" w:sz="4" w:space="0" w:color="D7DEE8"/>
-            </w:tcBorders>
+            <w:tcW w:type="dxa" w:w="5141"/>
+            <w:tcMar>
+              <w:top w:w="70" w:type="dxa"/>
+              <w:start w:w="90" w:type="dxa"/>
+              <w:bottom w:w="70" w:type="dxa"/>
+              <w:end w:w="90" w:type="dxa"/>
+            </w:tcMar>
+            <w:vAlign w:val="center"/>
           </w:tcPr>
           <w:p>
-            <w:r/>
+            <w:pPr>
+              <w:spacing w:after="0"/>
+            </w:pPr>
             <w:r>
               <w:rPr>
                 <w:rFonts w:ascii="Aptos" w:hAnsi="Aptos"/>
                 <w:b w:val="0"/>
-                <w:color w:val="111827"/>
-                <w:sz w:val="18"/>
+                <w:sz w:val="16"/>
               </w:rPr>
               <w:t>The complete FIO config root is backed up, then existing kv settings remain in freqinout.db and radio/software settings are copied into the default multi-rig radio, operating profile, JS8 instance, Fast Light config, and VarAC node.</w:t>
             </w:r>
@@ -930,25 +960,29 @@
         </w:tc>
       </w:tr>
       <w:tr>
+        <w:trPr>
+          <w:cantSplit/>
+        </w:trPr>
         <w:tc>
           <w:tcPr>
-            <w:tcW w:type="dxa" w:w="5256"/>
-            <w:vAlign w:val="top"/>
-            <w:tcBorders>
-              <w:top w:val="single" w:sz="4" w:space="0" w:color="D7DEE8"/>
-              <w:left w:val="single" w:sz="4" w:space="0" w:color="D7DEE8"/>
-              <w:bottom w:val="single" w:sz="4" w:space="0" w:color="D7DEE8"/>
-              <w:right w:val="single" w:sz="4" w:space="0" w:color="D7DEE8"/>
-            </w:tcBorders>
+            <w:tcW w:type="dxa" w:w="5141"/>
+            <w:tcMar>
+              <w:top w:w="70" w:type="dxa"/>
+              <w:start w:w="90" w:type="dxa"/>
+              <w:bottom w:w="70" w:type="dxa"/>
+              <w:end w:w="90" w:type="dxa"/>
+            </w:tcMar>
+            <w:vAlign w:val="center"/>
           </w:tcPr>
           <w:p>
-            <w:r/>
+            <w:pPr>
+              <w:spacing w:after="0"/>
+            </w:pPr>
             <w:r>
               <w:rPr>
                 <w:rFonts w:ascii="Aptos" w:hAnsi="Aptos"/>
                 <w:b w:val="0"/>
-                <w:color w:val="111827"/>
-                <w:sz w:val="18"/>
+                <w:sz w:val="16"/>
               </w:rPr>
               <w:t>FIO databases</w:t>
             </w:r>
@@ -956,23 +990,24 @@
         </w:tc>
         <w:tc>
           <w:tcPr>
-            <w:tcW w:type="dxa" w:w="5256"/>
-            <w:vAlign w:val="top"/>
-            <w:tcBorders>
-              <w:top w:val="single" w:sz="4" w:space="0" w:color="D7DEE8"/>
-              <w:left w:val="single" w:sz="4" w:space="0" w:color="D7DEE8"/>
-              <w:bottom w:val="single" w:sz="4" w:space="0" w:color="D7DEE8"/>
-              <w:right w:val="single" w:sz="4" w:space="0" w:color="D7DEE8"/>
-            </w:tcBorders>
+            <w:tcW w:type="dxa" w:w="5141"/>
+            <w:tcMar>
+              <w:top w:w="70" w:type="dxa"/>
+              <w:start w:w="90" w:type="dxa"/>
+              <w:bottom w:w="70" w:type="dxa"/>
+              <w:end w:w="90" w:type="dxa"/>
+            </w:tcMar>
+            <w:vAlign w:val="center"/>
           </w:tcPr>
           <w:p>
-            <w:r/>
+            <w:pPr>
+              <w:spacing w:after="0"/>
+            </w:pPr>
             <w:r>
               <w:rPr>
                 <w:rFonts w:ascii="Aptos" w:hAnsi="Aptos"/>
                 <w:b w:val="0"/>
-                <w:color w:val="111827"/>
-                <w:sz w:val="18"/>
+                <w:sz w:val="16"/>
               </w:rPr>
               <w:t>Existing freqinout.db and freqinout_nets.db stay in the production config folder and are schema-upgraded in place. Operator history, traffic, schedules, SOP data, JS8 Expect data, VarAC local data, SITREP data, propagation outcomes, and local NCS/operator records remain available in those databases.</w:t>
             </w:r>
@@ -980,25 +1015,29 @@
         </w:tc>
       </w:tr>
       <w:tr>
+        <w:trPr>
+          <w:cantSplit/>
+        </w:trPr>
         <w:tc>
           <w:tcPr>
-            <w:tcW w:type="dxa" w:w="5256"/>
-            <w:vAlign w:val="top"/>
-            <w:tcBorders>
-              <w:top w:val="single" w:sz="4" w:space="0" w:color="D7DEE8"/>
-              <w:left w:val="single" w:sz="4" w:space="0" w:color="D7DEE8"/>
-              <w:bottom w:val="single" w:sz="4" w:space="0" w:color="D7DEE8"/>
-              <w:right w:val="single" w:sz="4" w:space="0" w:color="D7DEE8"/>
-            </w:tcBorders>
+            <w:tcW w:type="dxa" w:w="5141"/>
+            <w:tcMar>
+              <w:top w:w="70" w:type="dxa"/>
+              <w:start w:w="90" w:type="dxa"/>
+              <w:bottom w:w="70" w:type="dxa"/>
+              <w:end w:w="90" w:type="dxa"/>
+            </w:tcMar>
+            <w:vAlign w:val="center"/>
           </w:tcPr>
           <w:p>
-            <w:r/>
+            <w:pPr>
+              <w:spacing w:after="0"/>
+            </w:pPr>
             <w:r>
               <w:rPr>
                 <w:rFonts w:ascii="Aptos" w:hAnsi="Aptos"/>
                 <w:b w:val="0"/>
-                <w:color w:val="111827"/>
-                <w:sz w:val="18"/>
+                <w:sz w:val="16"/>
               </w:rPr>
               <w:t>Schedules</w:t>
             </w:r>
@@ -1006,23 +1045,24 @@
         </w:tc>
         <w:tc>
           <w:tcPr>
-            <w:tcW w:type="dxa" w:w="5256"/>
-            <w:vAlign w:val="top"/>
-            <w:tcBorders>
-              <w:top w:val="single" w:sz="4" w:space="0" w:color="D7DEE8"/>
-              <w:left w:val="single" w:sz="4" w:space="0" w:color="D7DEE8"/>
-              <w:bottom w:val="single" w:sz="4" w:space="0" w:color="D7DEE8"/>
-              <w:right w:val="single" w:sz="4" w:space="0" w:color="D7DEE8"/>
-            </w:tcBorders>
+            <w:tcW w:type="dxa" w:w="5141"/>
+            <w:tcMar>
+              <w:top w:w="70" w:type="dxa"/>
+              <w:start w:w="90" w:type="dxa"/>
+              <w:bottom w:w="70" w:type="dxa"/>
+              <w:end w:w="90" w:type="dxa"/>
+            </w:tcMar>
+            <w:vAlign w:val="center"/>
           </w:tcPr>
           <w:p>
-            <w:r/>
+            <w:pPr>
+              <w:spacing w:after="0"/>
+            </w:pPr>
             <w:r>
               <w:rPr>
                 <w:rFonts w:ascii="Aptos" w:hAnsi="Aptos"/>
                 <w:b w:val="0"/>
-                <w:color w:val="111827"/>
-                <w:sz w:val="18"/>
+                <w:sz w:val="16"/>
               </w:rPr>
               <w:t>Existing single-rig daily/net schedule rows are preserved in their original tables and converted into a default multi-rig Frequency Plan assigned to the migrated radio.</w:t>
             </w:r>
@@ -1030,25 +1070,29 @@
         </w:tc>
       </w:tr>
       <w:tr>
+        <w:trPr>
+          <w:cantSplit/>
+        </w:trPr>
         <w:tc>
           <w:tcPr>
-            <w:tcW w:type="dxa" w:w="5256"/>
-            <w:vAlign w:val="top"/>
-            <w:tcBorders>
-              <w:top w:val="single" w:sz="4" w:space="0" w:color="D7DEE8"/>
-              <w:left w:val="single" w:sz="4" w:space="0" w:color="D7DEE8"/>
-              <w:bottom w:val="single" w:sz="4" w:space="0" w:color="D7DEE8"/>
-              <w:right w:val="single" w:sz="4" w:space="0" w:color="D7DEE8"/>
-            </w:tcBorders>
+            <w:tcW w:type="dxa" w:w="5141"/>
+            <w:tcMar>
+              <w:top w:w="70" w:type="dxa"/>
+              <w:start w:w="90" w:type="dxa"/>
+              <w:bottom w:w="70" w:type="dxa"/>
+              <w:end w:w="90" w:type="dxa"/>
+            </w:tcMar>
+            <w:vAlign w:val="center"/>
           </w:tcPr>
           <w:p>
-            <w:r/>
+            <w:pPr>
+              <w:spacing w:after="0"/>
+            </w:pPr>
             <w:r>
               <w:rPr>
                 <w:rFonts w:ascii="Aptos" w:hAnsi="Aptos"/>
                 <w:b w:val="0"/>
-                <w:color w:val="111827"/>
-                <w:sz w:val="18"/>
+                <w:sz w:val="16"/>
               </w:rPr>
               <w:t>Paths</w:t>
             </w:r>
@@ -1056,23 +1100,24 @@
         </w:tc>
         <w:tc>
           <w:tcPr>
-            <w:tcW w:type="dxa" w:w="5256"/>
-            <w:vAlign w:val="top"/>
-            <w:tcBorders>
-              <w:top w:val="single" w:sz="4" w:space="0" w:color="D7DEE8"/>
-              <w:left w:val="single" w:sz="4" w:space="0" w:color="D7DEE8"/>
-              <w:bottom w:val="single" w:sz="4" w:space="0" w:color="D7DEE8"/>
-              <w:right w:val="single" w:sz="4" w:space="0" w:color="D7DEE8"/>
-            </w:tcBorders>
+            <w:tcW w:type="dxa" w:w="5141"/>
+            <w:tcMar>
+              <w:top w:w="70" w:type="dxa"/>
+              <w:start w:w="90" w:type="dxa"/>
+              <w:bottom w:w="70" w:type="dxa"/>
+              <w:end w:w="90" w:type="dxa"/>
+            </w:tcMar>
+            <w:vAlign w:val="center"/>
           </w:tcPr>
           <w:p>
-            <w:r/>
+            <w:pPr>
+              <w:spacing w:after="0"/>
+            </w:pPr>
             <w:r>
               <w:rPr>
                 <w:rFonts w:ascii="Aptos" w:hAnsi="Aptos"/>
                 <w:b w:val="0"/>
-                <w:color w:val="111827"/>
-                <w:sz w:val="18"/>
+                <w:sz w:val="16"/>
               </w:rPr>
               <w:t>FIO-known radio app paths, JS8 profile/log paths, VarAC DB/INI paths, FLDigi log/check-in paths, FLMsg/FLAMP/VarAC message paths, and VarAC BBS/vault paths are copied into the applicable multi-rig records when a matching field exists.</w:t>
             </w:r>
@@ -1080,25 +1125,29 @@
         </w:tc>
       </w:tr>
       <w:tr>
+        <w:trPr>
+          <w:cantSplit/>
+        </w:trPr>
         <w:tc>
           <w:tcPr>
-            <w:tcW w:type="dxa" w:w="5256"/>
-            <w:vAlign w:val="top"/>
-            <w:tcBorders>
-              <w:top w:val="single" w:sz="4" w:space="0" w:color="D7DEE8"/>
-              <w:left w:val="single" w:sz="4" w:space="0" w:color="D7DEE8"/>
-              <w:bottom w:val="single" w:sz="4" w:space="0" w:color="D7DEE8"/>
-              <w:right w:val="single" w:sz="4" w:space="0" w:color="D7DEE8"/>
-            </w:tcBorders>
+            <w:tcW w:type="dxa" w:w="5141"/>
+            <w:tcMar>
+              <w:top w:w="70" w:type="dxa"/>
+              <w:start w:w="90" w:type="dxa"/>
+              <w:bottom w:w="70" w:type="dxa"/>
+              <w:end w:w="90" w:type="dxa"/>
+            </w:tcMar>
+            <w:vAlign w:val="center"/>
           </w:tcPr>
           <w:p>
-            <w:r/>
+            <w:pPr>
+              <w:spacing w:after="0"/>
+            </w:pPr>
             <w:r>
               <w:rPr>
                 <w:rFonts w:ascii="Aptos" w:hAnsi="Aptos"/>
                 <w:b w:val="0"/>
-                <w:color w:val="111827"/>
-                <w:sz w:val="18"/>
+                <w:sz w:val="16"/>
               </w:rPr>
               <w:t>Referenced external data folders</w:t>
             </w:r>
@@ -1106,23 +1155,24 @@
         </w:tc>
         <w:tc>
           <w:tcPr>
-            <w:tcW w:type="dxa" w:w="5256"/>
-            <w:vAlign w:val="top"/>
-            <w:tcBorders>
-              <w:top w:val="single" w:sz="4" w:space="0" w:color="D7DEE8"/>
-              <w:left w:val="single" w:sz="4" w:space="0" w:color="D7DEE8"/>
-              <w:bottom w:val="single" w:sz="4" w:space="0" w:color="D7DEE8"/>
-              <w:right w:val="single" w:sz="4" w:space="0" w:color="D7DEE8"/>
-            </w:tcBorders>
+            <w:tcW w:type="dxa" w:w="5141"/>
+            <w:tcMar>
+              <w:top w:w="70" w:type="dxa"/>
+              <w:start w:w="90" w:type="dxa"/>
+              <w:bottom w:w="70" w:type="dxa"/>
+              <w:end w:w="90" w:type="dxa"/>
+            </w:tcMar>
+            <w:vAlign w:val="center"/>
           </w:tcPr>
           <w:p>
-            <w:r/>
+            <w:pPr>
+              <w:spacing w:after="0"/>
+            </w:pPr>
             <w:r>
               <w:rPr>
                 <w:rFonts w:ascii="Aptos" w:hAnsi="Aptos"/>
                 <w:b w:val="0"/>
-                <w:color w:val="111827"/>
-                <w:sz w:val="18"/>
+                <w:sz w:val="16"/>
               </w:rPr>
               <w:t>The in-app pre-migration backup includes FIO-known referenced message, log, check-in, VarAC BBS, and vault data paths in addition to the FIO config root. Missing referenced paths are recorded in the backup manifest instead of being silently ignored.</w:t>
             </w:r>
@@ -1130,25 +1180,29 @@
         </w:tc>
       </w:tr>
       <w:tr>
+        <w:trPr>
+          <w:cantSplit/>
+        </w:trPr>
         <w:tc>
           <w:tcPr>
-            <w:tcW w:type="dxa" w:w="5256"/>
-            <w:vAlign w:val="top"/>
-            <w:tcBorders>
-              <w:top w:val="single" w:sz="4" w:space="0" w:color="D7DEE8"/>
-              <w:left w:val="single" w:sz="4" w:space="0" w:color="D7DEE8"/>
-              <w:bottom w:val="single" w:sz="4" w:space="0" w:color="D7DEE8"/>
-              <w:right w:val="single" w:sz="4" w:space="0" w:color="D7DEE8"/>
-            </w:tcBorders>
+            <w:tcW w:type="dxa" w:w="5141"/>
+            <w:tcMar>
+              <w:top w:w="70" w:type="dxa"/>
+              <w:start w:w="90" w:type="dxa"/>
+              <w:bottom w:w="70" w:type="dxa"/>
+              <w:end w:w="90" w:type="dxa"/>
+            </w:tcMar>
+            <w:vAlign w:val="center"/>
           </w:tcPr>
           <w:p>
-            <w:r/>
+            <w:pPr>
+              <w:spacing w:after="0"/>
+            </w:pPr>
             <w:r>
               <w:rPr>
                 <w:rFonts w:ascii="Aptos" w:hAnsi="Aptos"/>
                 <w:b w:val="0"/>
-                <w:color w:val="111827"/>
-                <w:sz w:val="18"/>
+                <w:sz w:val="16"/>
               </w:rPr>
               <w:t>GPG/encryption key references</w:t>
             </w:r>
@@ -1156,23 +1210,24 @@
         </w:tc>
         <w:tc>
           <w:tcPr>
-            <w:tcW w:type="dxa" w:w="5256"/>
-            <w:vAlign w:val="top"/>
-            <w:tcBorders>
-              <w:top w:val="single" w:sz="4" w:space="0" w:color="D7DEE8"/>
-              <w:left w:val="single" w:sz="4" w:space="0" w:color="D7DEE8"/>
-              <w:bottom w:val="single" w:sz="4" w:space="0" w:color="D7DEE8"/>
-              <w:right w:val="single" w:sz="4" w:space="0" w:color="D7DEE8"/>
-            </w:tcBorders>
+            <w:tcW w:type="dxa" w:w="5141"/>
+            <w:tcMar>
+              <w:top w:w="70" w:type="dxa"/>
+              <w:start w:w="90" w:type="dxa"/>
+              <w:bottom w:w="70" w:type="dxa"/>
+              <w:end w:w="90" w:type="dxa"/>
+            </w:tcMar>
+            <w:vAlign w:val="center"/>
           </w:tcPr>
           <w:p>
-            <w:r/>
+            <w:pPr>
+              <w:spacing w:after="0"/>
+            </w:pPr>
             <w:r>
               <w:rPr>
                 <w:rFonts w:ascii="Aptos" w:hAnsi="Aptos"/>
                 <w:b w:val="0"/>
-                <w:color w:val="111827"/>
-                <w:sz w:val="18"/>
+                <w:sz w:val="16"/>
               </w:rPr>
               <w:t>FIO settings such as the GPG executable path, trusted fingerprints, and selected signing fingerprint remain in freqinout.db and are backed up with the config root.</w:t>
             </w:r>
@@ -1180,25 +1235,29 @@
         </w:tc>
       </w:tr>
       <w:tr>
+        <w:trPr>
+          <w:cantSplit/>
+        </w:trPr>
         <w:tc>
           <w:tcPr>
-            <w:tcW w:type="dxa" w:w="5256"/>
-            <w:vAlign w:val="top"/>
-            <w:tcBorders>
-              <w:top w:val="single" w:sz="4" w:space="0" w:color="D7DEE8"/>
-              <w:left w:val="single" w:sz="4" w:space="0" w:color="D7DEE8"/>
-              <w:bottom w:val="single" w:sz="4" w:space="0" w:color="D7DEE8"/>
-              <w:right w:val="single" w:sz="4" w:space="0" w:color="D7DEE8"/>
-            </w:tcBorders>
+            <w:tcW w:type="dxa" w:w="5141"/>
+            <w:tcMar>
+              <w:top w:w="70" w:type="dxa"/>
+              <w:start w:w="90" w:type="dxa"/>
+              <w:bottom w:w="70" w:type="dxa"/>
+              <w:end w:w="90" w:type="dxa"/>
+            </w:tcMar>
+            <w:vAlign w:val="center"/>
           </w:tcPr>
           <w:p>
-            <w:r/>
+            <w:pPr>
+              <w:spacing w:after="0"/>
+            </w:pPr>
             <w:r>
               <w:rPr>
                 <w:rFonts w:ascii="Aptos" w:hAnsi="Aptos"/>
                 <w:b w:val="0"/>
-                <w:color w:val="111827"/>
-                <w:sz w:val="18"/>
+                <w:sz w:val="16"/>
               </w:rPr>
               <w:t>Saved signing passphrases</w:t>
             </w:r>
@@ -1206,23 +1265,24 @@
         </w:tc>
         <w:tc>
           <w:tcPr>
-            <w:tcW w:type="dxa" w:w="5256"/>
-            <w:vAlign w:val="top"/>
-            <w:tcBorders>
-              <w:top w:val="single" w:sz="4" w:space="0" w:color="D7DEE8"/>
-              <w:left w:val="single" w:sz="4" w:space="0" w:color="D7DEE8"/>
-              <w:bottom w:val="single" w:sz="4" w:space="0" w:color="D7DEE8"/>
-              <w:right w:val="single" w:sz="4" w:space="0" w:color="D7DEE8"/>
-            </w:tcBorders>
+            <w:tcW w:type="dxa" w:w="5141"/>
+            <w:tcMar>
+              <w:top w:w="70" w:type="dxa"/>
+              <w:start w:w="90" w:type="dxa"/>
+              <w:bottom w:w="70" w:type="dxa"/>
+              <w:end w:w="90" w:type="dxa"/>
+            </w:tcMar>
+            <w:vAlign w:val="center"/>
           </w:tcPr>
           <w:p>
-            <w:r/>
+            <w:pPr>
+              <w:spacing w:after="0"/>
+            </w:pPr>
             <w:r>
               <w:rPr>
                 <w:rFonts w:ascii="Aptos" w:hAnsi="Aptos"/>
                 <w:b w:val="0"/>
-                <w:color w:val="111827"/>
-                <w:sz w:val="18"/>
+                <w:sz w:val="16"/>
               </w:rPr>
               <w:t>Saved GPG signing passphrases are stored in the Linux OS credential store through keyring, not inside FIO settings. On the same Linux user account, the upgraded FIO should continue to read them by fingerprint. They are not copied into FIO backups and should not be exported into plain files.</w:t>
             </w:r>
@@ -1230,7 +1290,74 @@
         </w:tc>
       </w:tr>
     </w:tbl>
-    <w:p/>
+    <w:p>
+      <w:pPr>
+        <w:spacing w:after="20"/>
+      </w:pPr>
+    </w:p>
+    <w:p>
+      <w:pPr>
+        <w:pStyle w:val="Heading2"/>
+      </w:pPr>
+      <w:r>
+        <w:t>Roster import validation</w:t>
+      </w:r>
+    </w:p>
+    <w:p>
+      <w:r>
+        <w:t>Treat an operator CSV as staged input. In HF Callsigns, review the import preview before committing it and use the preview's copy/export diagnostics action if you need a support record. The preview is non-destructive: canceling it does not write the operator database. The result must distinguish:</w:t>
+      </w:r>
+    </w:p>
+    <w:p>
+      <w:pPr>
+        <w:pStyle w:val="ListBullet"/>
+        <w:spacing w:after="30"/>
+      </w:pPr>
+      <w:r>
+        <w:t>operator rows imported;</w:t>
+      </w:r>
+    </w:p>
+    <w:p>
+      <w:pPr>
+        <w:pStyle w:val="ListBullet"/>
+        <w:spacing w:after="30"/>
+      </w:pPr>
+      <w:r>
+        <w:t>existing operator rows updated;</w:t>
+      </w:r>
+    </w:p>
+    <w:p>
+      <w:pPr>
+        <w:pStyle w:val="ListBullet"/>
+        <w:spacing w:after="30"/>
+      </w:pPr>
+      <w:r>
+        <w:t>blank/separator rows ignored;</w:t>
+      </w:r>
+    </w:p>
+    <w:p>
+      <w:pPr>
+        <w:pStyle w:val="ListBullet"/>
+        <w:spacing w:after="30"/>
+      </w:pPr>
+      <w:r>
+        <w:t>section/legend rows ignored; and</w:t>
+      </w:r>
+    </w:p>
+    <w:p>
+      <w:pPr>
+        <w:pStyle w:val="ListBullet"/>
+        <w:spacing w:after="30"/>
+      </w:pPr>
+      <w:r>
+        <w:t>intended operator rows that fail validation skipped as invalid.</w:t>
+      </w:r>
+    </w:p>
+    <w:p>
+      <w:r>
+        <w:t>Warnings identify the CSV line, callsign text, field, and reason. Do not describe blank or recognizable section/legend rows as skipped valid operators. For the supplied MAGNET roster, the expected result on an empty target roster is 166 imported, 18 blank ignored, 4 section/legend ignored, and 0 invalid skipped, with child groups MR01 through MR10. If the target already contains matching callsigns, those rows may be reported as updated.</w:t>
+      </w:r>
+    </w:p>
     <w:p>
       <w:pPr>
         <w:pStyle w:val="Heading1"/>
@@ -1240,53 +1367,46 @@
       </w:r>
     </w:p>
     <w:p>
-      <w:pPr>
-        <w:spacing w:after="120"/>
-      </w:pPr>
       <w:r>
         <w:t>For the in-place production upgrade, do not use the isolated fresh-install config root. Launch normally:</w:t>
       </w:r>
     </w:p>
     <w:p>
       <w:pPr>
-        <w:spacing w:after="160"/>
+        <w:keepLines/>
+        <w:spacing w:before="40" w:after="120"/>
+        <w:shd w:fill="F2F4F7"/>
       </w:pPr>
       <w:r>
         <w:rPr>
-          <w:rFonts w:ascii="Aptos Mono" w:hAnsi="Aptos Mono"/>
-          <w:b w:val="0"/>
-          <w:color w:val="111827"/>
-          <w:sz w:val="17"/>
+          <w:rFonts w:ascii="Consolas" w:hAnsi="Consolas"/>
+          <w:color w:val="191C20"/>
+          <w:sz w:val="15"/>
         </w:rPr>
         <w:t>freqinout</w:t>
       </w:r>
     </w:p>
     <w:p>
-      <w:pPr>
-        <w:spacing w:after="120"/>
-      </w:pPr>
       <w:r>
         <w:t>Or launch directly from the upgraded install:</w:t>
       </w:r>
     </w:p>
     <w:p>
       <w:pPr>
-        <w:spacing w:after="160"/>
+        <w:keepLines/>
+        <w:spacing w:before="40" w:after="120"/>
+        <w:shd w:fill="F2F4F7"/>
       </w:pPr>
       <w:r>
         <w:rPr>
-          <w:rFonts w:ascii="Aptos Mono" w:hAnsi="Aptos Mono"/>
-          <w:b w:val="0"/>
-          <w:color w:val="111827"/>
-          <w:sz w:val="17"/>
+          <w:rFonts w:ascii="Consolas" w:hAnsi="Consolas"/>
+          <w:color w:val="191C20"/>
+          <w:sz w:val="15"/>
         </w:rPr>
         <w:t>"$HOME/FreqInOut/venv/bin/python" -m freqinout.main</w:t>
       </w:r>
     </w:p>
     <w:p>
-      <w:pPr>
-        <w:spacing w:after="120"/>
-      </w:pPr>
       <w:r>
         <w:t>Do not set FREQINOUT_CONFIG_DIR unless production already used a custom config root.</w:t>
       </w:r>
@@ -1300,17 +1420,11 @@
       </w:r>
     </w:p>
     <w:p>
-      <w:pPr>
-        <w:spacing w:after="120"/>
-      </w:pPr>
       <w:r>
         <w:t>On first launch, the multi-rig build should detect existing single-rig FIO usage and defer conversion. It should not silently create a first radio from production settings until you confirm Multi-Rig setup.</w:t>
       </w:r>
     </w:p>
     <w:p>
-      <w:pPr>
-        <w:spacing w:after="120"/>
-      </w:pPr>
       <w:r>
         <w:t>In Settings, run the Multi-Rig setup flow:</w:t>
       </w:r>
@@ -1318,7 +1432,7 @@
     <w:p>
       <w:pPr>
         <w:pStyle w:val="ListNumber"/>
-        <w:spacing w:after="40"/>
+        <w:spacing w:after="30"/>
       </w:pPr>
       <w:r>
         <w:t>Open Settings.</w:t>
@@ -1327,7 +1441,7 @@
     <w:p>
       <w:pPr>
         <w:pStyle w:val="ListNumber"/>
-        <w:spacing w:after="40"/>
+        <w:spacing w:after="30"/>
       </w:pPr>
       <w:r>
         <w:t>Review the Multi-Rig setup prompt/card.</w:t>
@@ -1336,7 +1450,7 @@
     <w:p>
       <w:pPr>
         <w:pStyle w:val="ListNumber"/>
-        <w:spacing w:after="40"/>
+        <w:spacing w:after="30"/>
       </w:pPr>
       <w:r>
         <w:t>Preview Configure Automatically if available.</w:t>
@@ -1345,7 +1459,7 @@
     <w:p>
       <w:pPr>
         <w:pStyle w:val="ListNumber"/>
-        <w:spacing w:after="40"/>
+        <w:spacing w:after="30"/>
       </w:pPr>
       <w:r>
         <w:t>Confirm the first radio display name, radio model, operating plan, and detected software roles.</w:t>
@@ -1354,38 +1468,33 @@
     <w:p>
       <w:pPr>
         <w:pStyle w:val="ListNumber"/>
-        <w:spacing w:after="40"/>
+        <w:spacing w:after="30"/>
       </w:pPr>
       <w:r>
         <w:t>Click Set up Multi-Rig.</w:t>
       </w:r>
     </w:p>
     <w:p>
-      <w:pPr>
-        <w:spacing w:after="120"/>
-      </w:pPr>
       <w:r>
         <w:t>Before database migration, FIO creates an in-app pre-migration backup under:</w:t>
       </w:r>
     </w:p>
     <w:p>
       <w:pPr>
-        <w:spacing w:after="160"/>
+        <w:keepLines/>
+        <w:spacing w:before="40" w:after="120"/>
+        <w:shd w:fill="F2F4F7"/>
       </w:pPr>
       <w:r>
         <w:rPr>
-          <w:rFonts w:ascii="Aptos Mono" w:hAnsi="Aptos Mono"/>
-          <w:b w:val="0"/>
-          <w:color w:val="111827"/>
-          <w:sz w:val="17"/>
+          <w:rFonts w:ascii="Consolas" w:hAnsi="Consolas"/>
+          <w:color w:val="191C20"/>
+          <w:sz w:val="15"/>
         </w:rPr>
         <w:t>$HOME/.freqinout/backups/pre-multirig-YYYYMMDD-HHMMSS</w:t>
       </w:r>
     </w:p>
     <w:p>
-      <w:pPr>
-        <w:spacing w:after="120"/>
-      </w:pPr>
       <w:r>
         <w:t>If that backup fails, migration is blocked and production settings are left unchanged.</w:t>
       </w:r>
@@ -1399,23 +1508,21 @@
       </w:r>
     </w:p>
     <w:p>
-      <w:pPr>
-        <w:spacing w:after="120"/>
-      </w:pPr>
       <w:r>
         <w:t>After setup completes, confirm the settings database has multi-rig records:</w:t>
       </w:r>
     </w:p>
     <w:p>
       <w:pPr>
-        <w:spacing w:after="160"/>
+        <w:keepLines/>
+        <w:spacing w:before="40" w:after="120"/>
+        <w:shd w:fill="F2F4F7"/>
       </w:pPr>
       <w:r>
         <w:rPr>
-          <w:rFonts w:ascii="Aptos Mono" w:hAnsi="Aptos Mono"/>
-          <w:b w:val="0"/>
-          <w:color w:val="111827"/>
-          <w:sz w:val="17"/>
+          <w:rFonts w:ascii="Consolas" w:hAnsi="Consolas"/>
+          <w:color w:val="191C20"/>
+          <w:sz w:val="15"/>
         </w:rPr>
         <w:t>sqlite3 "$HOME/.freqinout/config/freqinout.db" \</w:t>
         <w:br/>
@@ -1453,23 +1560,21 @@
       </w:r>
     </w:p>
     <w:p>
-      <w:pPr>
-        <w:spacing w:after="120"/>
-      </w:pPr>
       <w:r>
         <w:t>Confirm the migration marker:</w:t>
       </w:r>
     </w:p>
     <w:p>
       <w:pPr>
-        <w:spacing w:after="160"/>
+        <w:keepLines/>
+        <w:spacing w:before="40" w:after="120"/>
+        <w:shd w:fill="F2F4F7"/>
       </w:pPr>
       <w:r>
         <w:rPr>
-          <w:rFonts w:ascii="Aptos Mono" w:hAnsi="Aptos Mono"/>
-          <w:b w:val="0"/>
-          <w:color w:val="111827"/>
-          <w:sz w:val="17"/>
+          <w:rFonts w:ascii="Consolas" w:hAnsi="Consolas"/>
+          <w:color w:val="191C20"/>
+          <w:sz w:val="15"/>
         </w:rPr>
         <w:t>sqlite3 "$HOME/.freqinout/config/freqinout.db" \</w:t>
         <w:br/>
@@ -1477,9 +1582,6 @@
       </w:r>
     </w:p>
     <w:p>
-      <w:pPr>
-        <w:spacing w:after="120"/>
-      </w:pPr>
       <w:r>
         <w:t>Expected:</w:t>
       </w:r>
@@ -1487,7 +1589,7 @@
     <w:p>
       <w:pPr>
         <w:pStyle w:val="ListBullet"/>
-        <w:spacing w:after="40"/>
+        <w:spacing w:after="30"/>
       </w:pPr>
       <w:r>
         <w:t>multi_rig_migration_version is at least 2.</w:t>
@@ -1496,7 +1598,7 @@
     <w:p>
       <w:pPr>
         <w:pStyle w:val="ListBullet"/>
-        <w:spacing w:after="40"/>
+        <w:spacing w:after="30"/>
       </w:pPr>
       <w:r>
         <w:t>multi_rig_migration_deferred is false/cleared after setup.</w:t>
@@ -1505,7 +1607,7 @@
     <w:p>
       <w:pPr>
         <w:pStyle w:val="ListBullet"/>
-        <w:spacing w:after="40"/>
+        <w:spacing w:after="30"/>
       </w:pPr>
       <w:r>
         <w:t>A completed-at timestamp exists.</w:t>
@@ -1514,7 +1616,7 @@
     <w:p>
       <w:pPr>
         <w:pStyle w:val="ListBullet"/>
-        <w:spacing w:after="40"/>
+        <w:spacing w:after="30"/>
       </w:pPr>
       <w:r>
         <w:t>If production had daily/net schedules, a migrated Frequency Plan exists and is assigned to the migrated radio.</w:t>
@@ -1532,34 +1634,39 @@
       <w:tblPr>
         <w:tblStyle w:val="TableGrid"/>
         <w:tblW w:type="auto" w:w="0"/>
-        <w:jc w:val="center"/>
+        <w:tblLayout w:type="autofit"/>
         <w:tblLook w:firstColumn="1" w:firstRow="1" w:lastColumn="0" w:lastRow="0" w:noHBand="0" w:noVBand="1" w:val="04A0"/>
       </w:tblPr>
       <w:tblGrid>
-        <w:gridCol w:w="5256"/>
-        <w:gridCol w:w="5256"/>
+        <w:gridCol w:w="5141"/>
+        <w:gridCol w:w="5141"/>
       </w:tblGrid>
       <w:tr>
+        <w:trPr>
+          <w:cantSplit/>
+          <w:tblHeader w:val="true"/>
+        </w:trPr>
         <w:tc>
           <w:tcPr>
-            <w:tcW w:type="dxa" w:w="5256"/>
-            <w:vAlign w:val="top"/>
-            <w:shd w:fill="E8EEF6"/>
-            <w:tcBorders>
-              <w:top w:val="single" w:sz="4" w:space="0" w:color="D7DEE8"/>
-              <w:left w:val="single" w:sz="4" w:space="0" w:color="D7DEE8"/>
-              <w:bottom w:val="single" w:sz="4" w:space="0" w:color="D7DEE8"/>
-              <w:right w:val="single" w:sz="4" w:space="0" w:color="D7DEE8"/>
-            </w:tcBorders>
+            <w:tcW w:type="dxa" w:w="5141"/>
+            <w:tcMar>
+              <w:top w:w="70" w:type="dxa"/>
+              <w:start w:w="90" w:type="dxa"/>
+              <w:bottom w:w="70" w:type="dxa"/>
+              <w:end w:w="90" w:type="dxa"/>
+            </w:tcMar>
+            <w:vAlign w:val="center"/>
+            <w:shd w:fill="E8EDF3"/>
           </w:tcPr>
           <w:p>
-            <w:r/>
+            <w:pPr>
+              <w:spacing w:after="0"/>
+            </w:pPr>
             <w:r>
               <w:rPr>
                 <w:rFonts w:ascii="Aptos" w:hAnsi="Aptos"/>
                 <w:b/>
-                <w:color w:val="111827"/>
-                <w:sz w:val="18"/>
+                <w:sz w:val="16"/>
               </w:rPr>
               <w:t>Done</w:t>
             </w:r>
@@ -1567,24 +1674,25 @@
         </w:tc>
         <w:tc>
           <w:tcPr>
-            <w:tcW w:type="dxa" w:w="5256"/>
-            <w:vAlign w:val="top"/>
-            <w:shd w:fill="E8EEF6"/>
-            <w:tcBorders>
-              <w:top w:val="single" w:sz="4" w:space="0" w:color="D7DEE8"/>
-              <w:left w:val="single" w:sz="4" w:space="0" w:color="D7DEE8"/>
-              <w:bottom w:val="single" w:sz="4" w:space="0" w:color="D7DEE8"/>
-              <w:right w:val="single" w:sz="4" w:space="0" w:color="D7DEE8"/>
-            </w:tcBorders>
+            <w:tcW w:type="dxa" w:w="5141"/>
+            <w:tcMar>
+              <w:top w:w="70" w:type="dxa"/>
+              <w:start w:w="90" w:type="dxa"/>
+              <w:bottom w:w="70" w:type="dxa"/>
+              <w:end w:w="90" w:type="dxa"/>
+            </w:tcMar>
+            <w:vAlign w:val="center"/>
+            <w:shd w:fill="E8EDF3"/>
           </w:tcPr>
           <w:p>
-            <w:r/>
+            <w:pPr>
+              <w:spacing w:after="0"/>
+            </w:pPr>
             <w:r>
               <w:rPr>
                 <w:rFonts w:ascii="Aptos" w:hAnsi="Aptos"/>
                 <w:b/>
-                <w:color w:val="111827"/>
-                <w:sz w:val="18"/>
+                <w:sz w:val="16"/>
               </w:rPr>
               <w:t>Check</w:t>
             </w:r>
@@ -1592,25 +1700,29 @@
         </w:tc>
       </w:tr>
       <w:tr>
+        <w:trPr>
+          <w:cantSplit/>
+        </w:trPr>
         <w:tc>
           <w:tcPr>
-            <w:tcW w:type="dxa" w:w="5256"/>
-            <w:vAlign w:val="top"/>
-            <w:tcBorders>
-              <w:top w:val="single" w:sz="4" w:space="0" w:color="D7DEE8"/>
-              <w:left w:val="single" w:sz="4" w:space="0" w:color="D7DEE8"/>
-              <w:bottom w:val="single" w:sz="4" w:space="0" w:color="D7DEE8"/>
-              <w:right w:val="single" w:sz="4" w:space="0" w:color="D7DEE8"/>
-            </w:tcBorders>
+            <w:tcW w:type="dxa" w:w="5141"/>
+            <w:tcMar>
+              <w:top w:w="70" w:type="dxa"/>
+              <w:start w:w="90" w:type="dxa"/>
+              <w:bottom w:w="70" w:type="dxa"/>
+              <w:end w:w="90" w:type="dxa"/>
+            </w:tcMar>
+            <w:vAlign w:val="center"/>
           </w:tcPr>
           <w:p>
-            <w:r/>
+            <w:pPr>
+              <w:spacing w:after="0"/>
+            </w:pPr>
             <w:r>
               <w:rPr>
                 <w:rFonts w:ascii="Aptos" w:hAnsi="Aptos"/>
                 <w:b w:val="0"/>
-                <w:color w:val="111827"/>
-                <w:sz w:val="18"/>
+                <w:sz w:val="16"/>
               </w:rPr>
               <w:t>[ ]</w:t>
             </w:r>
@@ -1618,23 +1730,24 @@
         </w:tc>
         <w:tc>
           <w:tcPr>
-            <w:tcW w:type="dxa" w:w="5256"/>
-            <w:vAlign w:val="top"/>
-            <w:tcBorders>
-              <w:top w:val="single" w:sz="4" w:space="0" w:color="D7DEE8"/>
-              <w:left w:val="single" w:sz="4" w:space="0" w:color="D7DEE8"/>
-              <w:bottom w:val="single" w:sz="4" w:space="0" w:color="D7DEE8"/>
-              <w:right w:val="single" w:sz="4" w:space="0" w:color="D7DEE8"/>
-            </w:tcBorders>
+            <w:tcW w:type="dxa" w:w="5141"/>
+            <w:tcMar>
+              <w:top w:w="70" w:type="dxa"/>
+              <w:start w:w="90" w:type="dxa"/>
+              <w:bottom w:w="70" w:type="dxa"/>
+              <w:end w:w="90" w:type="dxa"/>
+            </w:tcMar>
+            <w:vAlign w:val="center"/>
           </w:tcPr>
           <w:p>
-            <w:r/>
+            <w:pPr>
+              <w:spacing w:after="0"/>
+            </w:pPr>
             <w:r>
               <w:rPr>
                 <w:rFonts w:ascii="Aptos" w:hAnsi="Aptos"/>
                 <w:b w:val="0"/>
-                <w:color w:val="111827"/>
-                <w:sz w:val="18"/>
+                <w:sz w:val="16"/>
               </w:rPr>
               <w:t>Installer backup archive exists under $HOME/.local/state/freqinout/backups.</w:t>
             </w:r>
@@ -1642,25 +1755,29 @@
         </w:tc>
       </w:tr>
       <w:tr>
+        <w:trPr>
+          <w:cantSplit/>
+        </w:trPr>
         <w:tc>
           <w:tcPr>
-            <w:tcW w:type="dxa" w:w="5256"/>
-            <w:vAlign w:val="top"/>
-            <w:tcBorders>
-              <w:top w:val="single" w:sz="4" w:space="0" w:color="D7DEE8"/>
-              <w:left w:val="single" w:sz="4" w:space="0" w:color="D7DEE8"/>
-              <w:bottom w:val="single" w:sz="4" w:space="0" w:color="D7DEE8"/>
-              <w:right w:val="single" w:sz="4" w:space="0" w:color="D7DEE8"/>
-            </w:tcBorders>
+            <w:tcW w:type="dxa" w:w="5141"/>
+            <w:tcMar>
+              <w:top w:w="70" w:type="dxa"/>
+              <w:start w:w="90" w:type="dxa"/>
+              <w:bottom w:w="70" w:type="dxa"/>
+              <w:end w:w="90" w:type="dxa"/>
+            </w:tcMar>
+            <w:vAlign w:val="center"/>
           </w:tcPr>
           <w:p>
-            <w:r/>
+            <w:pPr>
+              <w:spacing w:after="0"/>
+            </w:pPr>
             <w:r>
               <w:rPr>
                 <w:rFonts w:ascii="Aptos" w:hAnsi="Aptos"/>
                 <w:b w:val="0"/>
-                <w:color w:val="111827"/>
-                <w:sz w:val="18"/>
+                <w:sz w:val="16"/>
               </w:rPr>
               <w:t>[ ]</w:t>
             </w:r>
@@ -1668,23 +1785,24 @@
         </w:tc>
         <w:tc>
           <w:tcPr>
-            <w:tcW w:type="dxa" w:w="5256"/>
-            <w:vAlign w:val="top"/>
-            <w:tcBorders>
-              <w:top w:val="single" w:sz="4" w:space="0" w:color="D7DEE8"/>
-              <w:left w:val="single" w:sz="4" w:space="0" w:color="D7DEE8"/>
-              <w:bottom w:val="single" w:sz="4" w:space="0" w:color="D7DEE8"/>
-              <w:right w:val="single" w:sz="4" w:space="0" w:color="D7DEE8"/>
-            </w:tcBorders>
+            <w:tcW w:type="dxa" w:w="5141"/>
+            <w:tcMar>
+              <w:top w:w="70" w:type="dxa"/>
+              <w:start w:w="90" w:type="dxa"/>
+              <w:bottom w:w="70" w:type="dxa"/>
+              <w:end w:w="90" w:type="dxa"/>
+            </w:tcMar>
+            <w:vAlign w:val="center"/>
           </w:tcPr>
           <w:p>
-            <w:r/>
+            <w:pPr>
+              <w:spacing w:after="0"/>
+            </w:pPr>
             <w:r>
               <w:rPr>
                 <w:rFonts w:ascii="Aptos" w:hAnsi="Aptos"/>
                 <w:b w:val="0"/>
-                <w:color w:val="111827"/>
-                <w:sz w:val="18"/>
+                <w:sz w:val="16"/>
               </w:rPr>
               <w:t>In-app pre-migration backup exists under $HOME/.freqinout/backups.</w:t>
             </w:r>
@@ -1692,25 +1810,29 @@
         </w:tc>
       </w:tr>
       <w:tr>
+        <w:trPr>
+          <w:cantSplit/>
+        </w:trPr>
         <w:tc>
           <w:tcPr>
-            <w:tcW w:type="dxa" w:w="5256"/>
-            <w:vAlign w:val="top"/>
-            <w:tcBorders>
-              <w:top w:val="single" w:sz="4" w:space="0" w:color="D7DEE8"/>
-              <w:left w:val="single" w:sz="4" w:space="0" w:color="D7DEE8"/>
-              <w:bottom w:val="single" w:sz="4" w:space="0" w:color="D7DEE8"/>
-              <w:right w:val="single" w:sz="4" w:space="0" w:color="D7DEE8"/>
-            </w:tcBorders>
+            <w:tcW w:type="dxa" w:w="5141"/>
+            <w:tcMar>
+              <w:top w:w="70" w:type="dxa"/>
+              <w:start w:w="90" w:type="dxa"/>
+              <w:bottom w:w="70" w:type="dxa"/>
+              <w:end w:w="90" w:type="dxa"/>
+            </w:tcMar>
+            <w:vAlign w:val="center"/>
           </w:tcPr>
           <w:p>
-            <w:r/>
+            <w:pPr>
+              <w:spacing w:after="0"/>
+            </w:pPr>
             <w:r>
               <w:rPr>
                 <w:rFonts w:ascii="Aptos" w:hAnsi="Aptos"/>
                 <w:b w:val="0"/>
-                <w:color w:val="111827"/>
-                <w:sz w:val="18"/>
+                <w:sz w:val="16"/>
               </w:rPr>
               <w:t>[ ]</w:t>
             </w:r>
@@ -1718,23 +1840,134 @@
         </w:tc>
         <w:tc>
           <w:tcPr>
-            <w:tcW w:type="dxa" w:w="5256"/>
-            <w:vAlign w:val="top"/>
-            <w:tcBorders>
-              <w:top w:val="single" w:sz="4" w:space="0" w:color="D7DEE8"/>
-              <w:left w:val="single" w:sz="4" w:space="0" w:color="D7DEE8"/>
-              <w:bottom w:val="single" w:sz="4" w:space="0" w:color="D7DEE8"/>
-              <w:right w:val="single" w:sz="4" w:space="0" w:color="D7DEE8"/>
-            </w:tcBorders>
+            <w:tcW w:type="dxa" w:w="5141"/>
+            <w:tcMar>
+              <w:top w:w="70" w:type="dxa"/>
+              <w:start w:w="90" w:type="dxa"/>
+              <w:bottom w:w="70" w:type="dxa"/>
+              <w:end w:w="90" w:type="dxa"/>
+            </w:tcMar>
+            <w:vAlign w:val="center"/>
           </w:tcPr>
           <w:p>
-            <w:r/>
+            <w:pPr>
+              <w:spacing w:after="0"/>
+            </w:pPr>
             <w:r>
               <w:rPr>
                 <w:rFonts w:ascii="Aptos" w:hAnsi="Aptos"/>
                 <w:b w:val="0"/>
-                <w:color w:val="111827"/>
-                <w:sz w:val="18"/>
+                <w:sz w:val="16"/>
+              </w:rPr>
+              <w:t>Any roster import preview was reviewed and diagnostics were copied/exported before commit.</w:t>
+            </w:r>
+          </w:p>
+        </w:tc>
+      </w:tr>
+      <w:tr>
+        <w:trPr>
+          <w:cantSplit/>
+        </w:trPr>
+        <w:tc>
+          <w:tcPr>
+            <w:tcW w:type="dxa" w:w="5141"/>
+            <w:tcMar>
+              <w:top w:w="70" w:type="dxa"/>
+              <w:start w:w="90" w:type="dxa"/>
+              <w:bottom w:w="70" w:type="dxa"/>
+              <w:end w:w="90" w:type="dxa"/>
+            </w:tcMar>
+            <w:vAlign w:val="center"/>
+          </w:tcPr>
+          <w:p>
+            <w:pPr>
+              <w:spacing w:after="0"/>
+            </w:pPr>
+            <w:r>
+              <w:rPr>
+                <w:rFonts w:ascii="Aptos" w:hAnsi="Aptos"/>
+                <w:b w:val="0"/>
+                <w:sz w:val="16"/>
+              </w:rPr>
+              <w:t>[ ]</w:t>
+            </w:r>
+          </w:p>
+        </w:tc>
+        <w:tc>
+          <w:tcPr>
+            <w:tcW w:type="dxa" w:w="5141"/>
+            <w:tcMar>
+              <w:top w:w="70" w:type="dxa"/>
+              <w:start w:w="90" w:type="dxa"/>
+              <w:bottom w:w="70" w:type="dxa"/>
+              <w:end w:w="90" w:type="dxa"/>
+            </w:tcMar>
+            <w:vAlign w:val="center"/>
+          </w:tcPr>
+          <w:p>
+            <w:pPr>
+              <w:spacing w:after="0"/>
+            </w:pPr>
+            <w:r>
+              <w:rPr>
+                <w:rFonts w:ascii="Aptos" w:hAnsi="Aptos"/>
+                <w:b w:val="0"/>
+                <w:sz w:val="16"/>
+              </w:rPr>
+              <w:t>Roster result uses imported, updated, blank ignored, section/legend ignored, and invalid skipped; supplied-fixture counts are 166, 18, 4, and 0.</w:t>
+            </w:r>
+          </w:p>
+        </w:tc>
+      </w:tr>
+      <w:tr>
+        <w:trPr>
+          <w:cantSplit/>
+        </w:trPr>
+        <w:tc>
+          <w:tcPr>
+            <w:tcW w:type="dxa" w:w="5141"/>
+            <w:tcMar>
+              <w:top w:w="70" w:type="dxa"/>
+              <w:start w:w="90" w:type="dxa"/>
+              <w:bottom w:w="70" w:type="dxa"/>
+              <w:end w:w="90" w:type="dxa"/>
+            </w:tcMar>
+            <w:vAlign w:val="center"/>
+          </w:tcPr>
+          <w:p>
+            <w:pPr>
+              <w:spacing w:after="0"/>
+            </w:pPr>
+            <w:r>
+              <w:rPr>
+                <w:rFonts w:ascii="Aptos" w:hAnsi="Aptos"/>
+                <w:b w:val="0"/>
+                <w:sz w:val="16"/>
+              </w:rPr>
+              <w:t>[ ]</w:t>
+            </w:r>
+          </w:p>
+        </w:tc>
+        <w:tc>
+          <w:tcPr>
+            <w:tcW w:type="dxa" w:w="5141"/>
+            <w:tcMar>
+              <w:top w:w="70" w:type="dxa"/>
+              <w:start w:w="90" w:type="dxa"/>
+              <w:bottom w:w="70" w:type="dxa"/>
+              <w:end w:w="90" w:type="dxa"/>
+            </w:tcMar>
+            <w:vAlign w:val="center"/>
+          </w:tcPr>
+          <w:p>
+            <w:pPr>
+              <w:spacing w:after="0"/>
+            </w:pPr>
+            <w:r>
+              <w:rPr>
+                <w:rFonts w:ascii="Aptos" w:hAnsi="Aptos"/>
+                <w:b w:val="0"/>
+                <w:sz w:val="16"/>
               </w:rPr>
               <w:t>The first migrated radio has the expected name and control backend.</w:t>
             </w:r>
@@ -1742,25 +1975,29 @@
         </w:tc>
       </w:tr>
       <w:tr>
+        <w:trPr>
+          <w:cantSplit/>
+        </w:trPr>
         <w:tc>
           <w:tcPr>
-            <w:tcW w:type="dxa" w:w="5256"/>
-            <w:vAlign w:val="top"/>
-            <w:tcBorders>
-              <w:top w:val="single" w:sz="4" w:space="0" w:color="D7DEE8"/>
-              <w:left w:val="single" w:sz="4" w:space="0" w:color="D7DEE8"/>
-              <w:bottom w:val="single" w:sz="4" w:space="0" w:color="D7DEE8"/>
-              <w:right w:val="single" w:sz="4" w:space="0" w:color="D7DEE8"/>
-            </w:tcBorders>
+            <w:tcW w:type="dxa" w:w="5141"/>
+            <w:tcMar>
+              <w:top w:w="70" w:type="dxa"/>
+              <w:start w:w="90" w:type="dxa"/>
+              <w:bottom w:w="70" w:type="dxa"/>
+              <w:end w:w="90" w:type="dxa"/>
+            </w:tcMar>
+            <w:vAlign w:val="center"/>
           </w:tcPr>
           <w:p>
-            <w:r/>
+            <w:pPr>
+              <w:spacing w:after="0"/>
+            </w:pPr>
             <w:r>
               <w:rPr>
                 <w:rFonts w:ascii="Aptos" w:hAnsi="Aptos"/>
                 <w:b w:val="0"/>
-                <w:color w:val="111827"/>
-                <w:sz w:val="18"/>
+                <w:sz w:val="16"/>
               </w:rPr>
               <w:t>[ ]</w:t>
             </w:r>
@@ -1768,23 +2005,24 @@
         </w:tc>
         <w:tc>
           <w:tcPr>
-            <w:tcW w:type="dxa" w:w="5256"/>
-            <w:vAlign w:val="top"/>
-            <w:tcBorders>
-              <w:top w:val="single" w:sz="4" w:space="0" w:color="D7DEE8"/>
-              <w:left w:val="single" w:sz="4" w:space="0" w:color="D7DEE8"/>
-              <w:bottom w:val="single" w:sz="4" w:space="0" w:color="D7DEE8"/>
-              <w:right w:val="single" w:sz="4" w:space="0" w:color="D7DEE8"/>
-            </w:tcBorders>
+            <w:tcW w:type="dxa" w:w="5141"/>
+            <w:tcMar>
+              <w:top w:w="70" w:type="dxa"/>
+              <w:start w:w="90" w:type="dxa"/>
+              <w:bottom w:w="70" w:type="dxa"/>
+              <w:end w:w="90" w:type="dxa"/>
+            </w:tcMar>
+            <w:vAlign w:val="center"/>
           </w:tcPr>
           <w:p>
-            <w:r/>
+            <w:pPr>
+              <w:spacing w:after="0"/>
+            </w:pPr>
             <w:r>
               <w:rPr>
                 <w:rFonts w:ascii="Aptos" w:hAnsi="Aptos"/>
                 <w:b w:val="0"/>
-                <w:color w:val="111827"/>
-                <w:sz w:val="18"/>
+                <w:sz w:val="16"/>
               </w:rPr>
               <w:t>FLRig/FLDigi paths, hosts, ports, logs, and check-in paths migrated.</w:t>
             </w:r>
@@ -1792,25 +2030,29 @@
         </w:tc>
       </w:tr>
       <w:tr>
+        <w:trPr>
+          <w:cantSplit/>
+        </w:trPr>
         <w:tc>
           <w:tcPr>
-            <w:tcW w:type="dxa" w:w="5256"/>
-            <w:vAlign w:val="top"/>
-            <w:tcBorders>
-              <w:top w:val="single" w:sz="4" w:space="0" w:color="D7DEE8"/>
-              <w:left w:val="single" w:sz="4" w:space="0" w:color="D7DEE8"/>
-              <w:bottom w:val="single" w:sz="4" w:space="0" w:color="D7DEE8"/>
-              <w:right w:val="single" w:sz="4" w:space="0" w:color="D7DEE8"/>
-            </w:tcBorders>
+            <w:tcW w:type="dxa" w:w="5141"/>
+            <w:tcMar>
+              <w:top w:w="70" w:type="dxa"/>
+              <w:start w:w="90" w:type="dxa"/>
+              <w:bottom w:w="70" w:type="dxa"/>
+              <w:end w:w="90" w:type="dxa"/>
+            </w:tcMar>
+            <w:vAlign w:val="center"/>
           </w:tcPr>
           <w:p>
-            <w:r/>
+            <w:pPr>
+              <w:spacing w:after="0"/>
+            </w:pPr>
             <w:r>
               <w:rPr>
                 <w:rFonts w:ascii="Aptos" w:hAnsi="Aptos"/>
                 <w:b w:val="0"/>
-                <w:color w:val="111827"/>
-                <w:sz w:val="18"/>
+                <w:sz w:val="16"/>
               </w:rPr>
               <w:t>[ ]</w:t>
             </w:r>
@@ -1818,23 +2060,24 @@
         </w:tc>
         <w:tc>
           <w:tcPr>
-            <w:tcW w:type="dxa" w:w="5256"/>
-            <w:vAlign w:val="top"/>
-            <w:tcBorders>
-              <w:top w:val="single" w:sz="4" w:space="0" w:color="D7DEE8"/>
-              <w:left w:val="single" w:sz="4" w:space="0" w:color="D7DEE8"/>
-              <w:bottom w:val="single" w:sz="4" w:space="0" w:color="D7DEE8"/>
-              <w:right w:val="single" w:sz="4" w:space="0" w:color="D7DEE8"/>
-            </w:tcBorders>
+            <w:tcW w:type="dxa" w:w="5141"/>
+            <w:tcMar>
+              <w:top w:w="70" w:type="dxa"/>
+              <w:start w:w="90" w:type="dxa"/>
+              <w:bottom w:w="70" w:type="dxa"/>
+              <w:end w:w="90" w:type="dxa"/>
+            </w:tcMar>
+            <w:vAlign w:val="center"/>
           </w:tcPr>
           <w:p>
-            <w:r/>
+            <w:pPr>
+              <w:spacing w:after="0"/>
+            </w:pPr>
             <w:r>
               <w:rPr>
                 <w:rFonts w:ascii="Aptos" w:hAnsi="Aptos"/>
                 <w:b w:val="0"/>
-                <w:color w:val="111827"/>
-                <w:sz w:val="18"/>
+                <w:sz w:val="16"/>
               </w:rPr>
               <w:t>JS8Call host, port, profile path, directed path, and forms path migrated.</w:t>
             </w:r>
@@ -1842,25 +2085,29 @@
         </w:tc>
       </w:tr>
       <w:tr>
+        <w:trPr>
+          <w:cantSplit/>
+        </w:trPr>
         <w:tc>
           <w:tcPr>
-            <w:tcW w:type="dxa" w:w="5256"/>
-            <w:vAlign w:val="top"/>
-            <w:tcBorders>
-              <w:top w:val="single" w:sz="4" w:space="0" w:color="D7DEE8"/>
-              <w:left w:val="single" w:sz="4" w:space="0" w:color="D7DEE8"/>
-              <w:bottom w:val="single" w:sz="4" w:space="0" w:color="D7DEE8"/>
-              <w:right w:val="single" w:sz="4" w:space="0" w:color="D7DEE8"/>
-            </w:tcBorders>
+            <w:tcW w:type="dxa" w:w="5141"/>
+            <w:tcMar>
+              <w:top w:w="70" w:type="dxa"/>
+              <w:start w:w="90" w:type="dxa"/>
+              <w:bottom w:w="70" w:type="dxa"/>
+              <w:end w:w="90" w:type="dxa"/>
+            </w:tcMar>
+            <w:vAlign w:val="center"/>
           </w:tcPr>
           <w:p>
-            <w:r/>
+            <w:pPr>
+              <w:spacing w:after="0"/>
+            </w:pPr>
             <w:r>
               <w:rPr>
                 <w:rFonts w:ascii="Aptos" w:hAnsi="Aptos"/>
                 <w:b w:val="0"/>
-                <w:color w:val="111827"/>
-                <w:sz w:val="18"/>
+                <w:sz w:val="16"/>
               </w:rPr>
               <w:t>[ ]</w:t>
             </w:r>
@@ -1868,23 +2115,24 @@
         </w:tc>
         <w:tc>
           <w:tcPr>
-            <w:tcW w:type="dxa" w:w="5256"/>
-            <w:vAlign w:val="top"/>
-            <w:tcBorders>
-              <w:top w:val="single" w:sz="4" w:space="0" w:color="D7DEE8"/>
-              <w:left w:val="single" w:sz="4" w:space="0" w:color="D7DEE8"/>
-              <w:bottom w:val="single" w:sz="4" w:space="0" w:color="D7DEE8"/>
-              <w:right w:val="single" w:sz="4" w:space="0" w:color="D7DEE8"/>
-            </w:tcBorders>
+            <w:tcW w:type="dxa" w:w="5141"/>
+            <w:tcMar>
+              <w:top w:w="70" w:type="dxa"/>
+              <w:start w:w="90" w:type="dxa"/>
+              <w:bottom w:w="70" w:type="dxa"/>
+              <w:end w:w="90" w:type="dxa"/>
+            </w:tcMar>
+            <w:vAlign w:val="center"/>
           </w:tcPr>
           <w:p>
-            <w:r/>
+            <w:pPr>
+              <w:spacing w:after="0"/>
+            </w:pPr>
             <w:r>
               <w:rPr>
                 <w:rFonts w:ascii="Aptos" w:hAnsi="Aptos"/>
                 <w:b w:val="0"/>
-                <w:color w:val="111827"/>
-                <w:sz w:val="18"/>
+                <w:sz w:val="16"/>
               </w:rPr>
               <w:t>VarAC install path, DB path, INI path, and incoming path migrated if configured.</w:t>
             </w:r>
@@ -1892,25 +2140,29 @@
         </w:tc>
       </w:tr>
       <w:tr>
+        <w:trPr>
+          <w:cantSplit/>
+        </w:trPr>
         <w:tc>
           <w:tcPr>
-            <w:tcW w:type="dxa" w:w="5256"/>
-            <w:vAlign w:val="top"/>
-            <w:tcBorders>
-              <w:top w:val="single" w:sz="4" w:space="0" w:color="D7DEE8"/>
-              <w:left w:val="single" w:sz="4" w:space="0" w:color="D7DEE8"/>
-              <w:bottom w:val="single" w:sz="4" w:space="0" w:color="D7DEE8"/>
-              <w:right w:val="single" w:sz="4" w:space="0" w:color="D7DEE8"/>
-            </w:tcBorders>
+            <w:tcW w:type="dxa" w:w="5141"/>
+            <w:tcMar>
+              <w:top w:w="70" w:type="dxa"/>
+              <w:start w:w="90" w:type="dxa"/>
+              <w:bottom w:w="70" w:type="dxa"/>
+              <w:end w:w="90" w:type="dxa"/>
+            </w:tcMar>
+            <w:vAlign w:val="center"/>
           </w:tcPr>
           <w:p>
-            <w:r/>
+            <w:pPr>
+              <w:spacing w:after="0"/>
+            </w:pPr>
             <w:r>
               <w:rPr>
                 <w:rFonts w:ascii="Aptos" w:hAnsi="Aptos"/>
                 <w:b w:val="0"/>
-                <w:color w:val="111827"/>
-                <w:sz w:val="18"/>
+                <w:sz w:val="16"/>
               </w:rPr>
               <w:t>[ ]</w:t>
             </w:r>
@@ -1918,23 +2170,24 @@
         </w:tc>
         <w:tc>
           <w:tcPr>
-            <w:tcW w:type="dxa" w:w="5256"/>
-            <w:vAlign w:val="top"/>
-            <w:tcBorders>
-              <w:top w:val="single" w:sz="4" w:space="0" w:color="D7DEE8"/>
-              <w:left w:val="single" w:sz="4" w:space="0" w:color="D7DEE8"/>
-              <w:bottom w:val="single" w:sz="4" w:space="0" w:color="D7DEE8"/>
-              <w:right w:val="single" w:sz="4" w:space="0" w:color="D7DEE8"/>
-            </w:tcBorders>
+            <w:tcW w:type="dxa" w:w="5141"/>
+            <w:tcMar>
+              <w:top w:w="70" w:type="dxa"/>
+              <w:start w:w="90" w:type="dxa"/>
+              <w:bottom w:w="70" w:type="dxa"/>
+              <w:end w:w="90" w:type="dxa"/>
+            </w:tcMar>
+            <w:vAlign w:val="center"/>
           </w:tcPr>
           <w:p>
-            <w:r/>
+            <w:pPr>
+              <w:spacing w:after="0"/>
+            </w:pPr>
             <w:r>
               <w:rPr>
                 <w:rFonts w:ascii="Aptos" w:hAnsi="Aptos"/>
                 <w:b w:val="0"/>
-                <w:color w:val="111827"/>
-                <w:sz w:val="18"/>
+                <w:sz w:val="16"/>
               </w:rPr>
               <w:t>Existing daily/net schedule rows are still present and are represented by an assigned Frequency Plan.</w:t>
             </w:r>
@@ -1942,25 +2195,29 @@
         </w:tc>
       </w:tr>
       <w:tr>
+        <w:trPr>
+          <w:cantSplit/>
+        </w:trPr>
         <w:tc>
           <w:tcPr>
-            <w:tcW w:type="dxa" w:w="5256"/>
-            <w:vAlign w:val="top"/>
-            <w:tcBorders>
-              <w:top w:val="single" w:sz="4" w:space="0" w:color="D7DEE8"/>
-              <w:left w:val="single" w:sz="4" w:space="0" w:color="D7DEE8"/>
-              <w:bottom w:val="single" w:sz="4" w:space="0" w:color="D7DEE8"/>
-              <w:right w:val="single" w:sz="4" w:space="0" w:color="D7DEE8"/>
-            </w:tcBorders>
+            <w:tcW w:type="dxa" w:w="5141"/>
+            <w:tcMar>
+              <w:top w:w="70" w:type="dxa"/>
+              <w:start w:w="90" w:type="dxa"/>
+              <w:bottom w:w="70" w:type="dxa"/>
+              <w:end w:w="90" w:type="dxa"/>
+            </w:tcMar>
+            <w:vAlign w:val="center"/>
           </w:tcPr>
           <w:p>
-            <w:r/>
+            <w:pPr>
+              <w:spacing w:after="0"/>
+            </w:pPr>
             <w:r>
               <w:rPr>
                 <w:rFonts w:ascii="Aptos" w:hAnsi="Aptos"/>
                 <w:b w:val="0"/>
-                <w:color w:val="111827"/>
-                <w:sz w:val="18"/>
+                <w:sz w:val="16"/>
               </w:rPr>
               <w:t>[ ]</w:t>
             </w:r>
@@ -1968,23 +2225,24 @@
         </w:tc>
         <w:tc>
           <w:tcPr>
-            <w:tcW w:type="dxa" w:w="5256"/>
-            <w:vAlign w:val="top"/>
-            <w:tcBorders>
-              <w:top w:val="single" w:sz="4" w:space="0" w:color="D7DEE8"/>
-              <w:left w:val="single" w:sz="4" w:space="0" w:color="D7DEE8"/>
-              <w:bottom w:val="single" w:sz="4" w:space="0" w:color="D7DEE8"/>
-              <w:right w:val="single" w:sz="4" w:space="0" w:color="D7DEE8"/>
-            </w:tcBorders>
+            <w:tcW w:type="dxa" w:w="5141"/>
+            <w:tcMar>
+              <w:top w:w="70" w:type="dxa"/>
+              <w:start w:w="90" w:type="dxa"/>
+              <w:bottom w:w="70" w:type="dxa"/>
+              <w:end w:w="90" w:type="dxa"/>
+            </w:tcMar>
+            <w:vAlign w:val="center"/>
           </w:tcPr>
           <w:p>
-            <w:r/>
+            <w:pPr>
+              <w:spacing w:after="0"/>
+            </w:pPr>
             <w:r>
               <w:rPr>
                 <w:rFonts w:ascii="Aptos" w:hAnsi="Aptos"/>
                 <w:b w:val="0"/>
-                <w:color w:val="111827"/>
-                <w:sz w:val="18"/>
+                <w:sz w:val="16"/>
               </w:rPr>
               <w:t>Operator history tables in freqinout_nets.db still contain the expected row counts.</w:t>
             </w:r>
@@ -1992,25 +2250,29 @@
         </w:tc>
       </w:tr>
       <w:tr>
+        <w:trPr>
+          <w:cantSplit/>
+        </w:trPr>
         <w:tc>
           <w:tcPr>
-            <w:tcW w:type="dxa" w:w="5256"/>
-            <w:vAlign w:val="top"/>
-            <w:tcBorders>
-              <w:top w:val="single" w:sz="4" w:space="0" w:color="D7DEE8"/>
-              <w:left w:val="single" w:sz="4" w:space="0" w:color="D7DEE8"/>
-              <w:bottom w:val="single" w:sz="4" w:space="0" w:color="D7DEE8"/>
-              <w:right w:val="single" w:sz="4" w:space="0" w:color="D7DEE8"/>
-            </w:tcBorders>
+            <w:tcW w:type="dxa" w:w="5141"/>
+            <w:tcMar>
+              <w:top w:w="70" w:type="dxa"/>
+              <w:start w:w="90" w:type="dxa"/>
+              <w:bottom w:w="70" w:type="dxa"/>
+              <w:end w:w="90" w:type="dxa"/>
+            </w:tcMar>
+            <w:vAlign w:val="center"/>
           </w:tcPr>
           <w:p>
-            <w:r/>
+            <w:pPr>
+              <w:spacing w:after="0"/>
+            </w:pPr>
             <w:r>
               <w:rPr>
                 <w:rFonts w:ascii="Aptos" w:hAnsi="Aptos"/>
                 <w:b w:val="0"/>
-                <w:color w:val="111827"/>
-                <w:sz w:val="18"/>
+                <w:sz w:val="16"/>
               </w:rPr>
               <w:t>[ ]</w:t>
             </w:r>
@@ -2018,23 +2280,24 @@
         </w:tc>
         <w:tc>
           <w:tcPr>
-            <w:tcW w:type="dxa" w:w="5256"/>
-            <w:vAlign w:val="top"/>
-            <w:tcBorders>
-              <w:top w:val="single" w:sz="4" w:space="0" w:color="D7DEE8"/>
-              <w:left w:val="single" w:sz="4" w:space="0" w:color="D7DEE8"/>
-              <w:bottom w:val="single" w:sz="4" w:space="0" w:color="D7DEE8"/>
-              <w:right w:val="single" w:sz="4" w:space="0" w:color="D7DEE8"/>
-            </w:tcBorders>
+            <w:tcW w:type="dxa" w:w="5141"/>
+            <w:tcMar>
+              <w:top w:w="70" w:type="dxa"/>
+              <w:start w:w="90" w:type="dxa"/>
+              <w:bottom w:w="70" w:type="dxa"/>
+              <w:end w:w="90" w:type="dxa"/>
+            </w:tcMar>
+            <w:vAlign w:val="center"/>
           </w:tcPr>
           <w:p>
-            <w:r/>
+            <w:pPr>
+              <w:spacing w:after="0"/>
+            </w:pPr>
             <w:r>
               <w:rPr>
                 <w:rFonts w:ascii="Aptos" w:hAnsi="Aptos"/>
                 <w:b w:val="0"/>
-                <w:color w:val="111827"/>
-                <w:sz w:val="18"/>
+                <w:sz w:val="16"/>
               </w:rPr>
               <w:t>GPG signing key fingerprint/trust settings remain visible, and any saved passphrase is still available from the OS credential store if it existed before.</w:t>
             </w:r>
@@ -2042,25 +2305,29 @@
         </w:tc>
       </w:tr>
       <w:tr>
+        <w:trPr>
+          <w:cantSplit/>
+        </w:trPr>
         <w:tc>
           <w:tcPr>
-            <w:tcW w:type="dxa" w:w="5256"/>
-            <w:vAlign w:val="top"/>
-            <w:tcBorders>
-              <w:top w:val="single" w:sz="4" w:space="0" w:color="D7DEE8"/>
-              <w:left w:val="single" w:sz="4" w:space="0" w:color="D7DEE8"/>
-              <w:bottom w:val="single" w:sz="4" w:space="0" w:color="D7DEE8"/>
-              <w:right w:val="single" w:sz="4" w:space="0" w:color="D7DEE8"/>
-            </w:tcBorders>
+            <w:tcW w:type="dxa" w:w="5141"/>
+            <w:tcMar>
+              <w:top w:w="70" w:type="dxa"/>
+              <w:start w:w="90" w:type="dxa"/>
+              <w:bottom w:w="70" w:type="dxa"/>
+              <w:end w:w="90" w:type="dxa"/>
+            </w:tcMar>
+            <w:vAlign w:val="center"/>
           </w:tcPr>
           <w:p>
-            <w:r/>
+            <w:pPr>
+              <w:spacing w:after="0"/>
+            </w:pPr>
             <w:r>
               <w:rPr>
                 <w:rFonts w:ascii="Aptos" w:hAnsi="Aptos"/>
                 <w:b w:val="0"/>
-                <w:color w:val="111827"/>
-                <w:sz w:val="18"/>
+                <w:sz w:val="16"/>
               </w:rPr>
               <w:t>[ ]</w:t>
             </w:r>
@@ -2068,23 +2335,24 @@
         </w:tc>
         <w:tc>
           <w:tcPr>
-            <w:tcW w:type="dxa" w:w="5256"/>
-            <w:vAlign w:val="top"/>
-            <w:tcBorders>
-              <w:top w:val="single" w:sz="4" w:space="0" w:color="D7DEE8"/>
-              <w:left w:val="single" w:sz="4" w:space="0" w:color="D7DEE8"/>
-              <w:bottom w:val="single" w:sz="4" w:space="0" w:color="D7DEE8"/>
-              <w:right w:val="single" w:sz="4" w:space="0" w:color="D7DEE8"/>
-            </w:tcBorders>
+            <w:tcW w:type="dxa" w:w="5141"/>
+            <w:tcMar>
+              <w:top w:w="70" w:type="dxa"/>
+              <w:start w:w="90" w:type="dxa"/>
+              <w:bottom w:w="70" w:type="dxa"/>
+              <w:end w:w="90" w:type="dxa"/>
+            </w:tcMar>
+            <w:vAlign w:val="center"/>
           </w:tcPr>
           <w:p>
-            <w:r/>
+            <w:pPr>
+              <w:spacing w:after="0"/>
+            </w:pPr>
             <w:r>
               <w:rPr>
                 <w:rFonts w:ascii="Aptos" w:hAnsi="Aptos"/>
                 <w:b w:val="0"/>
-                <w:color w:val="111827"/>
-                <w:sz w:val="18"/>
+                <w:sz w:val="16"/>
               </w:rPr>
               <w:t>Launch control is disabled until deliberately re-enabled.</w:t>
             </w:r>
@@ -2092,25 +2360,29 @@
         </w:tc>
       </w:tr>
       <w:tr>
+        <w:trPr>
+          <w:cantSplit/>
+        </w:trPr>
         <w:tc>
           <w:tcPr>
-            <w:tcW w:type="dxa" w:w="5256"/>
-            <w:vAlign w:val="top"/>
-            <w:tcBorders>
-              <w:top w:val="single" w:sz="4" w:space="0" w:color="D7DEE8"/>
-              <w:left w:val="single" w:sz="4" w:space="0" w:color="D7DEE8"/>
-              <w:bottom w:val="single" w:sz="4" w:space="0" w:color="D7DEE8"/>
-              <w:right w:val="single" w:sz="4" w:space="0" w:color="D7DEE8"/>
-            </w:tcBorders>
+            <w:tcW w:type="dxa" w:w="5141"/>
+            <w:tcMar>
+              <w:top w:w="70" w:type="dxa"/>
+              <w:start w:w="90" w:type="dxa"/>
+              <w:bottom w:w="70" w:type="dxa"/>
+              <w:end w:w="90" w:type="dxa"/>
+            </w:tcMar>
+            <w:vAlign w:val="center"/>
           </w:tcPr>
           <w:p>
-            <w:r/>
+            <w:pPr>
+              <w:spacing w:after="0"/>
+            </w:pPr>
             <w:r>
               <w:rPr>
                 <w:rFonts w:ascii="Aptos" w:hAnsi="Aptos"/>
                 <w:b w:val="0"/>
-                <w:color w:val="111827"/>
-                <w:sz w:val="18"/>
+                <w:sz w:val="16"/>
               </w:rPr>
               <w:t>[ ]</w:t>
             </w:r>
@@ -2118,23 +2390,24 @@
         </w:tc>
         <w:tc>
           <w:tcPr>
-            <w:tcW w:type="dxa" w:w="5256"/>
-            <w:vAlign w:val="top"/>
-            <w:tcBorders>
-              <w:top w:val="single" w:sz="4" w:space="0" w:color="D7DEE8"/>
-              <w:left w:val="single" w:sz="4" w:space="0" w:color="D7DEE8"/>
-              <w:bottom w:val="single" w:sz="4" w:space="0" w:color="D7DEE8"/>
-              <w:right w:val="single" w:sz="4" w:space="0" w:color="D7DEE8"/>
-            </w:tcBorders>
+            <w:tcW w:type="dxa" w:w="5141"/>
+            <w:tcMar>
+              <w:top w:w="70" w:type="dxa"/>
+              <w:start w:w="90" w:type="dxa"/>
+              <w:bottom w:w="70" w:type="dxa"/>
+              <w:end w:w="90" w:type="dxa"/>
+            </w:tcMar>
+            <w:vAlign w:val="center"/>
           </w:tcPr>
           <w:p>
-            <w:r/>
+            <w:pPr>
+              <w:spacing w:after="0"/>
+            </w:pPr>
             <w:r>
               <w:rPr>
                 <w:rFonts w:ascii="Aptos" w:hAnsi="Aptos"/>
                 <w:b w:val="0"/>
-                <w:color w:val="111827"/>
-                <w:sz w:val="18"/>
+                <w:sz w:val="16"/>
               </w:rPr>
               <w:t>Station Health does not show no-error waiting states as warnings.</w:t>
             </w:r>
@@ -2142,25 +2415,29 @@
         </w:tc>
       </w:tr>
       <w:tr>
+        <w:trPr>
+          <w:cantSplit/>
+        </w:trPr>
         <w:tc>
           <w:tcPr>
-            <w:tcW w:type="dxa" w:w="5256"/>
-            <w:vAlign w:val="top"/>
-            <w:tcBorders>
-              <w:top w:val="single" w:sz="4" w:space="0" w:color="D7DEE8"/>
-              <w:left w:val="single" w:sz="4" w:space="0" w:color="D7DEE8"/>
-              <w:bottom w:val="single" w:sz="4" w:space="0" w:color="D7DEE8"/>
-              <w:right w:val="single" w:sz="4" w:space="0" w:color="D7DEE8"/>
-            </w:tcBorders>
+            <w:tcW w:type="dxa" w:w="5141"/>
+            <w:tcMar>
+              <w:top w:w="70" w:type="dxa"/>
+              <w:start w:w="90" w:type="dxa"/>
+              <w:bottom w:w="70" w:type="dxa"/>
+              <w:end w:w="90" w:type="dxa"/>
+            </w:tcMar>
+            <w:vAlign w:val="center"/>
           </w:tcPr>
           <w:p>
-            <w:r/>
+            <w:pPr>
+              <w:spacing w:after="0"/>
+            </w:pPr>
             <w:r>
               <w:rPr>
                 <w:rFonts w:ascii="Aptos" w:hAnsi="Aptos"/>
                 <w:b w:val="0"/>
-                <w:color w:val="111827"/>
-                <w:sz w:val="18"/>
+                <w:sz w:val="16"/>
               </w:rPr>
               <w:t>[ ]</w:t>
             </w:r>
@@ -2168,23 +2445,24 @@
         </w:tc>
         <w:tc>
           <w:tcPr>
-            <w:tcW w:type="dxa" w:w="5256"/>
-            <w:vAlign w:val="top"/>
-            <w:tcBorders>
-              <w:top w:val="single" w:sz="4" w:space="0" w:color="D7DEE8"/>
-              <w:left w:val="single" w:sz="4" w:space="0" w:color="D7DEE8"/>
-              <w:bottom w:val="single" w:sz="4" w:space="0" w:color="D7DEE8"/>
-              <w:right w:val="single" w:sz="4" w:space="0" w:color="D7DEE8"/>
-            </w:tcBorders>
+            <w:tcW w:type="dxa" w:w="5141"/>
+            <w:tcMar>
+              <w:top w:w="70" w:type="dxa"/>
+              <w:start w:w="90" w:type="dxa"/>
+              <w:bottom w:w="70" w:type="dxa"/>
+              <w:end w:w="90" w:type="dxa"/>
+            </w:tcMar>
+            <w:vAlign w:val="center"/>
           </w:tcPr>
           <w:p>
-            <w:r/>
+            <w:pPr>
+              <w:spacing w:after="0"/>
+            </w:pPr>
             <w:r>
               <w:rPr>
                 <w:rFonts w:ascii="Aptos" w:hAnsi="Aptos"/>
                 <w:b w:val="0"/>
-                <w:color w:val="111827"/>
-                <w:sz w:val="18"/>
+                <w:sz w:val="16"/>
               </w:rPr>
               <w:t>Normal workflows open: Settings, Control Center, Health Details, Messages, Map, and selected radio panes.</w:t>
             </w:r>
@@ -2192,7 +2470,11 @@
         </w:tc>
       </w:tr>
     </w:tbl>
-    <w:p/>
+    <w:p>
+      <w:pPr>
+        <w:spacing w:after="20"/>
+      </w:pPr>
+    </w:p>
     <w:p>
       <w:pPr>
         <w:pStyle w:val="Heading1"/>
@@ -2202,23 +2484,21 @@
       </w:r>
     </w:p>
     <w:p>
-      <w:pPr>
-        <w:spacing w:after="120"/>
-      </w:pPr>
       <w:r>
         <w:t>Before upgrade, capture counts:</w:t>
       </w:r>
     </w:p>
     <w:p>
       <w:pPr>
-        <w:spacing w:after="160"/>
+        <w:keepLines/>
+        <w:spacing w:before="40" w:after="120"/>
+        <w:shd w:fill="F2F4F7"/>
       </w:pPr>
       <w:r>
         <w:rPr>
-          <w:rFonts w:ascii="Aptos Mono" w:hAnsi="Aptos Mono"/>
-          <w:b w:val="0"/>
-          <w:color w:val="111827"/>
-          <w:sz w:val="17"/>
+          <w:rFonts w:ascii="Consolas" w:hAnsi="Consolas"/>
+          <w:color w:val="191C20"/>
+          <w:sz w:val="15"/>
         </w:rPr>
         <w:t>for table in \</w:t>
         <w:br/>
@@ -2244,9 +2524,6 @@
       </w:r>
     </w:p>
     <w:p>
-      <w:pPr>
-        <w:spacing w:after="120"/>
-      </w:pPr>
       <w:r>
         <w:t>Run the same command after migration. Counts should not decrease. A missing table means that feature had not created data in the single-rig installation.</w:t>
       </w:r>
@@ -2260,31 +2537,26 @@
       </w:r>
     </w:p>
     <w:p>
-      <w:pPr>
-        <w:spacing w:after="120"/>
-      </w:pPr>
       <w:r>
         <w:t>If the app update fails before migration, use the installer backup archive and any moved non-git install folder reported by the installer.</w:t>
       </w:r>
     </w:p>
     <w:p>
-      <w:pPr>
-        <w:spacing w:after="120"/>
-      </w:pPr>
       <w:r>
         <w:t>If migration fails after the in-app backup succeeds, keep the backup path shown in Settings and capture:</w:t>
       </w:r>
     </w:p>
     <w:p>
       <w:pPr>
-        <w:spacing w:after="160"/>
+        <w:keepLines/>
+        <w:spacing w:before="40" w:after="120"/>
+        <w:shd w:fill="F2F4F7"/>
       </w:pPr>
       <w:r>
         <w:rPr>
-          <w:rFonts w:ascii="Aptos Mono" w:hAnsi="Aptos Mono"/>
-          <w:b w:val="0"/>
-          <w:color w:val="111827"/>
-          <w:sz w:val="17"/>
+          <w:rFonts w:ascii="Consolas" w:hAnsi="Consolas"/>
+          <w:color w:val="191C20"/>
+          <w:sz w:val="15"/>
         </w:rPr>
         <w:t>cp "$HOME/freqinout-install.log" "$HOME/freqinout-install-upgrade-failure.log"</w:t>
         <w:br/>
@@ -2292,17 +2564,66 @@
       </w:r>
     </w:p>
     <w:p>
+      <w:r>
+        <w:t>Recovery is non-destructive. Keep the failed state and both logs for support; do not delete or overwrite the installer archive or the in-app backup. Before any restore attempt, close FIO and companion apps, copy the current production config to a new timestamped holding folder, and inspect the backup manifest:</w:t>
+      </w:r>
+    </w:p>
+    <w:p>
       <w:pPr>
-        <w:spacing w:after="120"/>
+        <w:keepLines/>
+        <w:spacing w:before="40" w:after="120"/>
+        <w:shd w:fill="F2F4F7"/>
       </w:pPr>
+      <w:r>
+        <w:rPr>
+          <w:rFonts w:ascii="Consolas" w:hAnsi="Consolas"/>
+          <w:color w:val="191C20"/>
+          <w:sz w:val="15"/>
+        </w:rPr>
+        <w:t>RECOVERY_ROOT="$HOME/freqinout-recovery-YYYYMMDD-HHMMSS"</w:t>
+        <w:br/>
+        <w:t>mkdir -p "$RECOVERY_ROOT"</w:t>
+        <w:br/>
+        <w:t>cp -a "$HOME/.freqinout" "$RECOVERY_ROOT/current-config"</w:t>
+        <w:br/>
+        <w:t>cat "$HOME/.freqinout/backups/pre-multirig-YYYYMMDD-HHMMSS/manifest.json"</w:t>
+      </w:r>
+    </w:p>
+    <w:p>
+      <w:r>
+        <w:t>Use the manifest's backup_path entries to copy the selected backed-up files/directories into a separate recovery config root; validate that copy first by launching with FREQINOUT_CONFIG_DIR pointed at it. Never extract an installer archive or copy a backup directly over the live $HOME/.freqinout tree. Keep the original production tree, the failed-state copy, and the backup until the recovered profile, databases, schedules, and roster counts have been checked.</w:t>
+      </w:r>
+    </w:p>
+    <w:p>
+      <w:r>
+        <w:t>For an installer archive, preview its contents before staging it elsewhere:</w:t>
+      </w:r>
+    </w:p>
+    <w:p>
+      <w:pPr>
+        <w:keepLines/>
+        <w:spacing w:before="40" w:after="120"/>
+        <w:shd w:fill="F2F4F7"/>
+      </w:pPr>
+      <w:r>
+        <w:rPr>
+          <w:rFonts w:ascii="Consolas" w:hAnsi="Consolas"/>
+          <w:color w:val="191C20"/>
+          <w:sz w:val="15"/>
+        </w:rPr>
+        <w:t>tar -tzf "$HOME/.local/state/freqinout/backups/freqinout-backup-YYYYMMDD-HHMMSS.tar.gz" &gt; "$RECOVERY_ROOT/installer-archive-list.txt"</w:t>
+      </w:r>
+    </w:p>
+    <w:p>
       <w:r>
         <w:t>Do not run repeated migrations against the same production config until the failure is understood.</w:t>
       </w:r>
     </w:p>
     <w:sectPr>
-      <w:footerReference w:type="default" r:id="rId9"/>
+      <w:headerReference w:type="default" r:id="rId9"/>
+      <w:footerReference w:type="default" r:id="rId10"/>
       <w:pgSz w:w="12240" w:h="15840"/>
-      <w:pgMar w:top="792" w:right="864" w:bottom="792" w:left="864" w:header="720" w:footer="720" w:gutter="0"/>
+      <w:pgMar w:top="792" w:right="979" w:bottom="792" w:left="979" w:header="360" w:footer="360" w:gutter="0"/>
       <w:cols w:space="720"/>
       <w:docGrid w:linePitch="360"/>
     </w:sectPr>
@@ -2315,17 +2636,46 @@
   <w:p>
     <w:pPr>
       <w:pStyle w:val="Footer"/>
-      <w:jc w:val="center"/>
+      <w:jc w:val="right"/>
     </w:pPr>
     <w:r>
       <w:rPr>
-        <w:color w:val="64748B"/>
+        <w:rFonts w:ascii="Aptos" w:hAnsi="Aptos"/>
+        <w:color w:val="50565E"/>
         <w:sz w:val="16"/>
       </w:rPr>
-      <w:t>FreqInOut Multi-Rig WIP Upgrade Guide</w:t>
+      <w:t xml:space="preserve">FIO Single-Rig to Multi-Rig Upgrade Guide  •  </w:t>
+    </w:r>
+    <w:r>
+      <w:rPr>
+        <w:rFonts w:ascii="Aptos" w:hAnsi="Aptos"/>
+        <w:sz w:val="16"/>
+      </w:rPr>
+      <w:fldChar w:fldCharType="begin"/>
+      <w:instrText xml:space="preserve"> PAGE </w:instrText>
+      <w:fldChar w:fldCharType="end"/>
     </w:r>
   </w:p>
 </w:ftr>
+</file>
+
+<file path=word/header1.xml><?xml version="1.0" encoding="utf-8"?>
+<w:hdr xmlns:m="http://schemas.openxmlformats.org/officeDocument/2006/math" xmlns:mc="http://schemas.openxmlformats.org/markup-compatibility/2006" xmlns:mo="http://schemas.microsoft.com/office/mac/office/2008/main" xmlns:mv="urn:schemas-microsoft-com:mac:vml" xmlns:o="urn:schemas-microsoft-com:office:office" xmlns:r="http://schemas.openxmlformats.org/officeDocument/2006/relationships" xmlns:v="urn:schemas-microsoft-com:vml" xmlns:w10="urn:schemas-microsoft-com:office:word" xmlns:w14="http://schemas.microsoft.com/office/word/2010/wordml" xmlns:w="http://schemas.openxmlformats.org/wordprocessingml/2006/main" xmlns:wne="http://schemas.microsoft.com/office/word/2006/wordml" xmlns:wp14="http://schemas.microsoft.com/office/word/2010/wordprocessingDrawing" xmlns:wp="http://schemas.openxmlformats.org/drawingml/2006/wordprocessingDrawing" xmlns:wpc="http://schemas.microsoft.com/office/word/2010/wordprocessingCanvas" xmlns:wpg="http://schemas.microsoft.com/office/word/2010/wordprocessingGroup" xmlns:wpi="http://schemas.microsoft.com/office/word/2010/wordprocessingInk" xmlns:wps="http://schemas.microsoft.com/office/word/2010/wordprocessingShape" mc:Ignorable="w14 wp14">
+  <w:p>
+    <w:pPr>
+      <w:pStyle w:val="Header"/>
+      <w:jc w:val="right"/>
+    </w:pPr>
+    <w:r>
+      <w:rPr>
+        <w:rFonts w:ascii="Aptos" w:hAnsi="Aptos"/>
+        <w:color w:val="50565E"/>
+        <w:sz w:val="16"/>
+      </w:rPr>
+      <w:t>FreqInOut 2.0 Testing Preview  •  Linux</w:t>
+    </w:r>
+  </w:p>
+</w:hdr>
 </file>
 
 <file path=word/numbering.xml><?xml version="1.0" encoding="utf-8"?>
@@ -2691,9 +3041,13 @@
     <w:name w:val="Normal"/>
     <w:qFormat/>
     <w:rsid w:val="00FC693F"/>
+    <w:pPr>
+      <w:spacing w:after="80" w:line="250" w:lineRule="auto"/>
+    </w:pPr>
     <w:rPr>
       <w:rFonts w:ascii="Aptos" w:hAnsi="Aptos"/>
-      <w:sz w:val="20"/>
+      <w:color w:val="191C20"/>
+      <w:sz w:val="18"/>
     </w:rPr>
   </w:style>
   <w:style w:type="paragraph" w:styleId="Header">
@@ -2751,14 +3105,14 @@
     <w:pPr>
       <w:keepNext/>
       <w:keepLines/>
-      <w:spacing w:before="480" w:after="0"/>
+      <w:spacing w:before="200" w:after="80"/>
       <w:outlineLvl w:val="0"/>
     </w:pPr>
     <w:rPr>
-      <w:rFonts w:asciiTheme="majorHAnsi" w:eastAsiaTheme="majorEastAsia" w:hAnsiTheme="majorHAnsi" w:cstheme="majorBidi" w:ascii="Aptos" w:hAnsi="Aptos"/>
+      <w:rFonts w:asciiTheme="majorHAnsi" w:eastAsiaTheme="majorEastAsia" w:hAnsiTheme="majorHAnsi" w:cstheme="majorBidi" w:ascii="Aptos Display" w:hAnsi="Aptos Display"/>
       <w:b/>
       <w:bCs/>
-      <w:color w:val="0F172A"/>
+      <w:color w:val="14181D"/>
       <w:sz w:val="30"/>
       <w:szCs w:val="28"/>
     </w:rPr>
@@ -2775,15 +3129,15 @@
     <w:pPr>
       <w:keepNext/>
       <w:keepLines/>
-      <w:spacing w:before="200" w:after="0"/>
+      <w:spacing w:before="140" w:after="60"/>
       <w:outlineLvl w:val="1"/>
     </w:pPr>
     <w:rPr>
-      <w:rFonts w:asciiTheme="majorHAnsi" w:eastAsiaTheme="majorEastAsia" w:hAnsiTheme="majorHAnsi" w:cstheme="majorBidi"/>
+      <w:rFonts w:asciiTheme="majorHAnsi" w:eastAsiaTheme="majorEastAsia" w:hAnsiTheme="majorHAnsi" w:cstheme="majorBidi" w:ascii="Aptos Display" w:hAnsi="Aptos Display"/>
       <w:b/>
       <w:bCs/>
-      <w:color w:val="4F81BD" w:themeColor="accent1"/>
-      <w:sz w:val="26"/>
+      <w:color w:val="14181D"/>
+      <w:sz w:val="23"/>
       <w:szCs w:val="26"/>
     </w:rPr>
   </w:style>
@@ -3037,19 +3391,17 @@
     <w:qFormat/>
     <w:rsid w:val="00FC693F"/>
     <w:pPr>
-      <w:pBdr>
-        <w:bottom w:val="single" w:sz="8" w:space="4" w:color="4F81BD" w:themeColor="accent1"/>
-      </w:pBdr>
-      <w:spacing w:after="300" w:line="240" w:lineRule="auto"/>
+      <w:keepNext/>
+      <w:spacing w:after="200" w:line="240" w:lineRule="auto" w:before="0"/>
       <w:contextualSpacing/>
     </w:pPr>
     <w:rPr>
-      <w:rFonts w:asciiTheme="majorHAnsi" w:eastAsiaTheme="majorEastAsia" w:hAnsiTheme="majorHAnsi" w:cstheme="majorBidi" w:ascii="Aptos" w:hAnsi="Aptos"/>
+      <w:rFonts w:asciiTheme="majorHAnsi" w:eastAsiaTheme="majorEastAsia" w:hAnsiTheme="majorHAnsi" w:cstheme="majorBidi" w:ascii="Aptos Display" w:hAnsi="Aptos Display"/>
       <w:b/>
-      <w:color w:val="0F172A"/>
+      <w:color w:val="14181D"/>
       <w:spacing w:val="5"/>
       <w:kern w:val="28"/>
-      <w:sz w:val="40"/>
+      <w:sz w:val="44"/>
       <w:szCs w:val="52"/>
     </w:rPr>
   </w:style>
